--- a/backend-google-docs/07-postgresql.docx
+++ b/backend-google-docs/07-postgresql.docx
@@ -3527,7 +3527,7 @@
       </w:pPr>
       <w:r>
         <w:rPr/>
-        <w:t>🎯 From Your Resume</w:t>
+        <w:t>🟢 More Basics</w:t>
       </w:r>
     </w:p>
     <w:p>
@@ -3547,7 +3547,3734 @@
           <w:color w:val="1F3A5F"/>
           <w:sz w:val="24"/>
         </w:rPr>
-        <w:t>Q21. "How would you model BpoBox's data in PostgreSQL?"</w:t>
+        <w:t>Q21. What is the difference between DELETE, TRUNCATE and DROP?</w:t>
+      </w:r>
+      <w:r>
+        <w:rPr>
+          <w:color w:val="1F3A5F"/>
+          <w:sz w:val="24"/>
+        </w:rPr>
+      </w:r>
+    </w:p>
+    <w:p>
+      <w:r>
+        <w:rPr/>
+      </w:r>
+      <w:r>
+        <w:rPr>
+          <w:b/>
+        </w:rPr>
+        <w:t>Short answer:</w:t>
+      </w:r>
+      <w:r>
+        <w:rPr/>
+        <w:t xml:space="preserve"> DELETE removes chosen rows (logged, can be filtered and rolled back); TRUNCATE removes all rows quickly; DROP removes the table itself.</w:t>
+      </w:r>
+    </w:p>
+    <w:p>
+      <w:r>
+        <w:rPr/>
+      </w:r>
+      <w:r>
+        <w:rPr>
+          <w:b/>
+        </w:rPr>
+        <w:t>Explanation:</w:t>
+      </w:r>
+      <w:r>
+        <w:rPr/>
+        <w:t xml:space="preserve"> TRUNCATE is transactional in PostgreSQL but takes a strong lock.</w:t>
+      </w:r>
+    </w:p>
+    <w:p>
+      <w:r>
+        <w:rPr/>
+      </w:r>
+      <w:r>
+        <w:rPr>
+          <w:b/>
+        </w:rPr>
+        <w:t>Example:</w:t>
+      </w:r>
+      <w:r>
+        <w:rPr/>
+        <w:t xml:space="preserve"> </w:t>
+      </w:r>
+      <w:r>
+        <w:rPr>
+          <w:rFonts w:ascii="Courier New" w:hAnsi="Courier New"/>
+          <w:color w:val="B42318"/>
+          <w:sz w:val="20"/>
+        </w:rPr>
+        <w:t>DELETE FROM sessions WHERE expires_at &lt; now();</w:t>
+      </w:r>
+      <w:r>
+        <w:rPr/>
+        <w:t xml:space="preserve"> for cleanup.</w:t>
+      </w:r>
+    </w:p>
+    <w:p>
+      <w:r>
+        <w:rPr/>
+      </w:r>
+      <w:r>
+        <w:rPr>
+          <w:b/>
+        </w:rPr>
+        <w:t>Say it like this:</w:t>
+      </w:r>
+      <w:r>
+        <w:rPr/>
+        <w:t xml:space="preserve"> "DELETE for specific rows, TRUNCATE to empty a table, DROP to remove it, and none of them in production without a backup."</w:t>
+      </w:r>
+    </w:p>
+    <w:p>
+      <w:pPr>
+        <w:pBdr>
+          <w:bottom w:val="single" w:sz="6" w:space="1" w:color="BFC7D5"/>
+        </w:pBdr>
+      </w:pPr>
+    </w:p>
+    <w:p>
+      <w:pPr>
+        <w:keepNext/>
+        <w:spacing w:before="200"/>
+      </w:pPr>
+      <w:r>
+        <w:rPr>
+          <w:color w:val="1F3A5F"/>
+          <w:sz w:val="24"/>
+        </w:rPr>
+      </w:r>
+      <w:r>
+        <w:rPr>
+          <w:b/>
+          <w:color w:val="1F3A5F"/>
+          <w:sz w:val="24"/>
+        </w:rPr>
+        <w:t>Q22. What are the main aggregate functions?</w:t>
+      </w:r>
+      <w:r>
+        <w:rPr>
+          <w:color w:val="1F3A5F"/>
+          <w:sz w:val="24"/>
+        </w:rPr>
+      </w:r>
+    </w:p>
+    <w:p>
+      <w:r>
+        <w:rPr/>
+      </w:r>
+      <w:r>
+        <w:rPr>
+          <w:b/>
+        </w:rPr>
+        <w:t>Short answer:</w:t>
+      </w:r>
+      <w:r>
+        <w:rPr/>
+        <w:t xml:space="preserve"> </w:t>
+      </w:r>
+      <w:r>
+        <w:rPr>
+          <w:rFonts w:ascii="Courier New" w:hAnsi="Courier New"/>
+          <w:color w:val="B42318"/>
+          <w:sz w:val="20"/>
+        </w:rPr>
+        <w:t>COUNT</w:t>
+      </w:r>
+      <w:r>
+        <w:rPr/>
+        <w:t xml:space="preserve">, </w:t>
+      </w:r>
+      <w:r>
+        <w:rPr>
+          <w:rFonts w:ascii="Courier New" w:hAnsi="Courier New"/>
+          <w:color w:val="B42318"/>
+          <w:sz w:val="20"/>
+        </w:rPr>
+        <w:t>SUM</w:t>
+      </w:r>
+      <w:r>
+        <w:rPr/>
+        <w:t xml:space="preserve">, </w:t>
+      </w:r>
+      <w:r>
+        <w:rPr>
+          <w:rFonts w:ascii="Courier New" w:hAnsi="Courier New"/>
+          <w:color w:val="B42318"/>
+          <w:sz w:val="20"/>
+        </w:rPr>
+        <w:t>AVG</w:t>
+      </w:r>
+      <w:r>
+        <w:rPr/>
+        <w:t xml:space="preserve">, </w:t>
+      </w:r>
+      <w:r>
+        <w:rPr>
+          <w:rFonts w:ascii="Courier New" w:hAnsi="Courier New"/>
+          <w:color w:val="B42318"/>
+          <w:sz w:val="20"/>
+        </w:rPr>
+        <w:t>MIN</w:t>
+      </w:r>
+      <w:r>
+        <w:rPr/>
+        <w:t xml:space="preserve">, </w:t>
+      </w:r>
+      <w:r>
+        <w:rPr>
+          <w:rFonts w:ascii="Courier New" w:hAnsi="Courier New"/>
+          <w:color w:val="B42318"/>
+          <w:sz w:val="20"/>
+        </w:rPr>
+        <w:t>MAX</w:t>
+      </w:r>
+      <w:r>
+        <w:rPr/>
+        <w:t xml:space="preserve">, plus </w:t>
+      </w:r>
+      <w:r>
+        <w:rPr>
+          <w:rFonts w:ascii="Courier New" w:hAnsi="Courier New"/>
+          <w:color w:val="B42318"/>
+          <w:sz w:val="20"/>
+        </w:rPr>
+        <w:t>string_agg</w:t>
+      </w:r>
+      <w:r>
+        <w:rPr/>
+        <w:t xml:space="preserve">, </w:t>
+      </w:r>
+      <w:r>
+        <w:rPr>
+          <w:rFonts w:ascii="Courier New" w:hAnsi="Courier New"/>
+          <w:color w:val="B42318"/>
+          <w:sz w:val="20"/>
+        </w:rPr>
+        <w:t>array_agg</w:t>
+      </w:r>
+      <w:r>
+        <w:rPr/>
+        <w:t xml:space="preserve">, </w:t>
+      </w:r>
+      <w:r>
+        <w:rPr>
+          <w:rFonts w:ascii="Courier New" w:hAnsi="Courier New"/>
+          <w:color w:val="B42318"/>
+          <w:sz w:val="20"/>
+        </w:rPr>
+        <w:t>json_agg</w:t>
+      </w:r>
+      <w:r>
+        <w:rPr/>
+        <w:t xml:space="preserve"> and </w:t>
+      </w:r>
+      <w:r>
+        <w:rPr>
+          <w:rFonts w:ascii="Courier New" w:hAnsi="Courier New"/>
+          <w:color w:val="B42318"/>
+          <w:sz w:val="20"/>
+        </w:rPr>
+        <w:t>percentile_cont</w:t>
+      </w:r>
+      <w:r>
+        <w:rPr/>
+        <w:t xml:space="preserve"> in PostgreSQL.</w:t>
+      </w:r>
+    </w:p>
+    <w:p>
+      <w:r>
+        <w:rPr/>
+      </w:r>
+      <w:r>
+        <w:rPr>
+          <w:b/>
+        </w:rPr>
+        <w:t>Explanation:</w:t>
+      </w:r>
+      <w:r>
+        <w:rPr/>
+        <w:t xml:space="preserve"> </w:t>
+      </w:r>
+      <w:r>
+        <w:rPr>
+          <w:rFonts w:ascii="Courier New" w:hAnsi="Courier New"/>
+          <w:color w:val="B42318"/>
+          <w:sz w:val="20"/>
+        </w:rPr>
+        <w:t>COUNT(*)</w:t>
+      </w:r>
+      <w:r>
+        <w:rPr/>
+        <w:t xml:space="preserve"> counts rows; </w:t>
+      </w:r>
+      <w:r>
+        <w:rPr>
+          <w:rFonts w:ascii="Courier New" w:hAnsi="Courier New"/>
+          <w:color w:val="B42318"/>
+          <w:sz w:val="20"/>
+        </w:rPr>
+        <w:t>COUNT(col)</w:t>
+      </w:r>
+      <w:r>
+        <w:rPr/>
+        <w:t xml:space="preserve"> ignores NULLs.</w:t>
+      </w:r>
+    </w:p>
+    <w:p>
+      <w:r>
+        <w:rPr/>
+      </w:r>
+      <w:r>
+        <w:rPr>
+          <w:b/>
+        </w:rPr>
+        <w:t>Example:</w:t>
+      </w:r>
+      <w:r>
+        <w:rPr/>
+        <w:t xml:space="preserve"> </w:t>
+      </w:r>
+      <w:r>
+        <w:rPr>
+          <w:rFonts w:ascii="Courier New" w:hAnsi="Courier New"/>
+          <w:color w:val="B42318"/>
+          <w:sz w:val="20"/>
+        </w:rPr>
+        <w:t>SELECT percentile_cont(0.95) WITHIN GROUP (ORDER BY duration_s) FROM calls;</w:t>
+      </w:r>
+      <w:r>
+        <w:rPr/>
+        <w:t>.</w:t>
+      </w:r>
+    </w:p>
+    <w:p>
+      <w:r>
+        <w:rPr/>
+      </w:r>
+      <w:r>
+        <w:rPr>
+          <w:b/>
+        </w:rPr>
+        <w:t>Say it like this:</w:t>
+      </w:r>
+      <w:r>
+        <w:rPr/>
+        <w:t xml:space="preserve"> "Beyond the basics, Postgres has percentiles and JSON aggregation, which save a lot of application code."</w:t>
+      </w:r>
+    </w:p>
+    <w:p>
+      <w:pPr>
+        <w:pBdr>
+          <w:bottom w:val="single" w:sz="6" w:space="1" w:color="BFC7D5"/>
+        </w:pBdr>
+      </w:pPr>
+    </w:p>
+    <w:p>
+      <w:pPr>
+        <w:keepNext/>
+        <w:spacing w:before="200"/>
+      </w:pPr>
+      <w:r>
+        <w:rPr>
+          <w:color w:val="1F3A5F"/>
+          <w:sz w:val="24"/>
+        </w:rPr>
+      </w:r>
+      <w:r>
+        <w:rPr>
+          <w:b/>
+          <w:color w:val="1F3A5F"/>
+          <w:sz w:val="24"/>
+        </w:rPr>
+        <w:t>Q23. How does NULL behave in SQL?</w:t>
+      </w:r>
+      <w:r>
+        <w:rPr>
+          <w:color w:val="1F3A5F"/>
+          <w:sz w:val="24"/>
+        </w:rPr>
+      </w:r>
+    </w:p>
+    <w:p>
+      <w:r>
+        <w:rPr/>
+      </w:r>
+      <w:r>
+        <w:rPr>
+          <w:b/>
+        </w:rPr>
+        <w:t>Short answer:</w:t>
+      </w:r>
+      <w:r>
+        <w:rPr/>
+        <w:t xml:space="preserve"> NULL means unknown: comparisons with NULL are unknown (not true), so use </w:t>
+      </w:r>
+      <w:r>
+        <w:rPr>
+          <w:rFonts w:ascii="Courier New" w:hAnsi="Courier New"/>
+          <w:color w:val="B42318"/>
+          <w:sz w:val="20"/>
+        </w:rPr>
+        <w:t>IS NULL</w:t>
+      </w:r>
+      <w:r>
+        <w:rPr/>
+        <w:t xml:space="preserve">; aggregates skip NULLs; </w:t>
+      </w:r>
+      <w:r>
+        <w:rPr>
+          <w:rFonts w:ascii="Courier New" w:hAnsi="Courier New"/>
+          <w:color w:val="B42318"/>
+          <w:sz w:val="20"/>
+        </w:rPr>
+        <w:t>COALESCE</w:t>
+      </w:r>
+      <w:r>
+        <w:rPr/>
+        <w:t xml:space="preserve"> provides defaults.</w:t>
+      </w:r>
+    </w:p>
+    <w:p>
+      <w:r>
+        <w:rPr/>
+      </w:r>
+      <w:r>
+        <w:rPr>
+          <w:b/>
+        </w:rPr>
+        <w:t>Explanation:</w:t>
+      </w:r>
+      <w:r>
+        <w:rPr/>
+        <w:t xml:space="preserve"> </w:t>
+      </w:r>
+      <w:r>
+        <w:rPr>
+          <w:rFonts w:ascii="Courier New" w:hAnsi="Courier New"/>
+          <w:color w:val="B42318"/>
+          <w:sz w:val="20"/>
+        </w:rPr>
+        <w:t>WHERE col != 'x'</w:t>
+      </w:r>
+      <w:r>
+        <w:rPr/>
+        <w:t xml:space="preserve"> silently excludes NULL rows.</w:t>
+      </w:r>
+    </w:p>
+    <w:p>
+      <w:r>
+        <w:rPr/>
+      </w:r>
+      <w:r>
+        <w:rPr>
+          <w:b/>
+        </w:rPr>
+        <w:t>Example:</w:t>
+      </w:r>
+      <w:r>
+        <w:rPr/>
+        <w:t xml:space="preserve"> </w:t>
+      </w:r>
+      <w:r>
+        <w:rPr>
+          <w:rFonts w:ascii="Courier New" w:hAnsi="Courier New"/>
+          <w:color w:val="B42318"/>
+          <w:sz w:val="20"/>
+        </w:rPr>
+        <w:t>WHERE status IS DISTINCT FROM 'done'</w:t>
+      </w:r>
+      <w:r>
+        <w:rPr/>
+        <w:t xml:space="preserve"> includes NULLs.</w:t>
+      </w:r>
+    </w:p>
+    <w:p>
+      <w:r>
+        <w:rPr/>
+      </w:r>
+      <w:r>
+        <w:rPr>
+          <w:b/>
+        </w:rPr>
+        <w:t>Say it like this:</w:t>
+      </w:r>
+      <w:r>
+        <w:rPr/>
+        <w:t xml:space="preserve"> "NULL isn't a value, it's unknown, so I'm careful with comparisons and use COALESCE or IS DISTINCT FROM."</w:t>
+      </w:r>
+    </w:p>
+    <w:p>
+      <w:pPr>
+        <w:pBdr>
+          <w:bottom w:val="single" w:sz="6" w:space="1" w:color="BFC7D5"/>
+        </w:pBdr>
+      </w:pPr>
+    </w:p>
+    <w:p>
+      <w:pPr>
+        <w:keepNext/>
+        <w:spacing w:before="200"/>
+      </w:pPr>
+      <w:r>
+        <w:rPr>
+          <w:color w:val="1F3A5F"/>
+          <w:sz w:val="24"/>
+        </w:rPr>
+      </w:r>
+      <w:r>
+        <w:rPr>
+          <w:b/>
+          <w:color w:val="1F3A5F"/>
+          <w:sz w:val="24"/>
+        </w:rPr>
+        <w:t>Q24. UNION vs UNION ALL?</w:t>
+      </w:r>
+      <w:r>
+        <w:rPr>
+          <w:color w:val="1F3A5F"/>
+          <w:sz w:val="24"/>
+        </w:rPr>
+      </w:r>
+    </w:p>
+    <w:p>
+      <w:r>
+        <w:rPr/>
+      </w:r>
+      <w:r>
+        <w:rPr>
+          <w:b/>
+        </w:rPr>
+        <w:t>Short answer:</w:t>
+      </w:r>
+      <w:r>
+        <w:rPr/>
+        <w:t xml:space="preserve"> UNION removes duplicates (extra sort or hash); UNION ALL keeps all rows and is faster.</w:t>
+      </w:r>
+    </w:p>
+    <w:p>
+      <w:r>
+        <w:rPr/>
+      </w:r>
+      <w:r>
+        <w:rPr>
+          <w:b/>
+        </w:rPr>
+        <w:t>Explanation:</w:t>
+      </w:r>
+      <w:r>
+        <w:rPr/>
+        <w:t xml:space="preserve"> Use UNION ALL unless you need deduplication.</w:t>
+      </w:r>
+    </w:p>
+    <w:p>
+      <w:r>
+        <w:rPr/>
+      </w:r>
+      <w:r>
+        <w:rPr>
+          <w:b/>
+        </w:rPr>
+        <w:t>Example:</w:t>
+      </w:r>
+      <w:r>
+        <w:rPr/>
+        <w:t xml:space="preserve"> Combining audit events from two tables with UNION ALL.</w:t>
+      </w:r>
+    </w:p>
+    <w:p>
+      <w:r>
+        <w:rPr/>
+      </w:r>
+      <w:r>
+        <w:rPr>
+          <w:b/>
+        </w:rPr>
+        <w:t>Say it like this:</w:t>
+      </w:r>
+      <w:r>
+        <w:rPr/>
+        <w:t xml:space="preserve"> "UNION ALL by default; UNION only when duplicates are actually possible and unwanted."</w:t>
+      </w:r>
+    </w:p>
+    <w:p>
+      <w:pPr>
+        <w:pBdr>
+          <w:bottom w:val="single" w:sz="6" w:space="1" w:color="BFC7D5"/>
+        </w:pBdr>
+      </w:pPr>
+    </w:p>
+    <w:p>
+      <w:pPr>
+        <w:keepNext/>
+        <w:spacing w:before="200"/>
+      </w:pPr>
+      <w:r>
+        <w:rPr>
+          <w:color w:val="1F3A5F"/>
+          <w:sz w:val="24"/>
+        </w:rPr>
+      </w:r>
+      <w:r>
+        <w:rPr>
+          <w:b/>
+          <w:color w:val="1F3A5F"/>
+          <w:sz w:val="24"/>
+        </w:rPr>
+        <w:t>Q25. What is a subquery vs a CTE?</w:t>
+      </w:r>
+      <w:r>
+        <w:rPr>
+          <w:color w:val="1F3A5F"/>
+          <w:sz w:val="24"/>
+        </w:rPr>
+      </w:r>
+    </w:p>
+    <w:p>
+      <w:r>
+        <w:rPr/>
+      </w:r>
+      <w:r>
+        <w:rPr>
+          <w:b/>
+        </w:rPr>
+        <w:t>Short answer:</w:t>
+      </w:r>
+      <w:r>
+        <w:rPr/>
+        <w:t xml:space="preserve"> Both are queries inside queries; a CTE (</w:t>
+      </w:r>
+      <w:r>
+        <w:rPr>
+          <w:rFonts w:ascii="Courier New" w:hAnsi="Courier New"/>
+          <w:color w:val="B42318"/>
+          <w:sz w:val="20"/>
+        </w:rPr>
+        <w:t>WITH</w:t>
+      </w:r>
+      <w:r>
+        <w:rPr/>
+        <w:t>) names it for readability and can be recursive.</w:t>
+      </w:r>
+    </w:p>
+    <w:p>
+      <w:r>
+        <w:rPr/>
+      </w:r>
+      <w:r>
+        <w:rPr>
+          <w:b/>
+        </w:rPr>
+        <w:t>Explanation:</w:t>
+      </w:r>
+      <w:r>
+        <w:rPr/>
+        <w:t xml:space="preserve"> Since PostgreSQL 12, CTEs are inlined unless marked </w:t>
+      </w:r>
+      <w:r>
+        <w:rPr>
+          <w:rFonts w:ascii="Courier New" w:hAnsi="Courier New"/>
+          <w:color w:val="B42318"/>
+          <w:sz w:val="20"/>
+        </w:rPr>
+        <w:t>MATERIALIZED</w:t>
+      </w:r>
+      <w:r>
+        <w:rPr/>
+        <w:t>.</w:t>
+      </w:r>
+    </w:p>
+    <w:p>
+      <w:r>
+        <w:rPr/>
+      </w:r>
+      <w:r>
+        <w:rPr>
+          <w:b/>
+        </w:rPr>
+        <w:t>Example:</w:t>
+      </w:r>
+      <w:r>
+        <w:rPr/>
+      </w:r>
+    </w:p>
+    <w:tbl>
+      <w:tblPr>
+        <w:tblW w:type="auto" w:w="0"/>
+        <w:jc w:val="center"/>
+        <w:tblCellMar>
+          <w:top w:w="141" w:type="dxa"/>
+          <w:left w:w="141" w:type="dxa"/>
+          <w:bottom w:w="141" w:type="dxa"/>
+          <w:right w:w="141" w:type="dxa"/>
+        </w:tblCellMar>
+        <w:tblLook w:firstColumn="1" w:firstRow="1" w:lastColumn="0" w:lastRow="0" w:noHBand="0" w:noVBand="1" w:val="04A0"/>
+      </w:tblPr>
+      <w:tblGrid>
+        <w:gridCol w:w="9972"/>
+      </w:tblGrid>
+      <w:tr>
+        <w:tc>
+          <w:tcPr>
+            <w:tcW w:type="dxa" w:w="9972"/>
+            <w:shd w:val="clear" w:color="auto" w:fill="F3F4F6"/>
+          </w:tcPr>
+          <w:p>
+            <w:pPr>
+              <w:spacing w:after="0" w:line="240" w:lineRule="auto"/>
+            </w:pPr>
+            <w:r>
+              <w:rPr>
+                <w:rFonts w:ascii="Arial" w:hAnsi="Arial"/>
+                <w:b/>
+                <w:color w:val="6B7280"/>
+                <w:sz w:val="16"/>
+              </w:rPr>
+              <w:t>SQL</w:t>
+              <w:br/>
+            </w:r>
+            <w:r>
+              <w:rPr>
+                <w:rFonts w:ascii="Courier New" w:hAnsi="Courier New" w:eastAsia="Courier New"/>
+                <w:sz w:val="19"/>
+              </w:rPr>
+              <w:t>WITH recent AS (SELECT * FROM calls WHERE started_at &gt; now() - interval '7 days')</w:t>
+              <w:br/>
+            </w:r>
+            <w:r>
+              <w:rPr>
+                <w:rFonts w:ascii="Courier New" w:hAnsi="Courier New" w:eastAsia="Courier New"/>
+                <w:sz w:val="19"/>
+              </w:rPr>
+              <w:t>SELECT agent_id, count(*) FROM recent GROUP BY agent_id;</w:t>
+            </w:r>
+          </w:p>
+        </w:tc>
+      </w:tr>
+    </w:tbl>
+    <w:p>
+      <w:pPr>
+        <w:spacing w:after="40"/>
+      </w:pPr>
+    </w:p>
+    <w:p>
+      <w:r>
+        <w:rPr/>
+      </w:r>
+      <w:r>
+        <w:rPr>
+          <w:b/>
+        </w:rPr>
+        <w:t>Say it like this:</w:t>
+      </w:r>
+      <w:r>
+        <w:rPr/>
+        <w:t xml:space="preserve"> "CTEs make complex queries readable, and modern Postgres optimises them like subqueries."</w:t>
+      </w:r>
+    </w:p>
+    <w:p>
+      <w:pPr>
+        <w:pBdr>
+          <w:bottom w:val="single" w:sz="6" w:space="1" w:color="BFC7D5"/>
+        </w:pBdr>
+      </w:pPr>
+    </w:p>
+    <w:p>
+      <w:pPr>
+        <w:keepNext/>
+        <w:spacing w:before="200"/>
+      </w:pPr>
+      <w:r>
+        <w:rPr>
+          <w:color w:val="1F3A5F"/>
+          <w:sz w:val="24"/>
+        </w:rPr>
+      </w:r>
+      <w:r>
+        <w:rPr>
+          <w:b/>
+          <w:color w:val="1F3A5F"/>
+          <w:sz w:val="24"/>
+        </w:rPr>
+        <w:t>Q26. What data types should you use for IDs, timestamps and text?</w:t>
+      </w:r>
+      <w:r>
+        <w:rPr>
+          <w:color w:val="1F3A5F"/>
+          <w:sz w:val="24"/>
+        </w:rPr>
+      </w:r>
+    </w:p>
+    <w:p>
+      <w:r>
+        <w:rPr/>
+      </w:r>
+      <w:r>
+        <w:rPr>
+          <w:b/>
+        </w:rPr>
+        <w:t>Short answer:</w:t>
+      </w:r>
+      <w:r>
+        <w:rPr/>
+        <w:t xml:space="preserve"> </w:t>
+      </w:r>
+      <w:r>
+        <w:rPr>
+          <w:rFonts w:ascii="Courier New" w:hAnsi="Courier New"/>
+          <w:color w:val="B42318"/>
+          <w:sz w:val="20"/>
+        </w:rPr>
+        <w:t>uuid</w:t>
+      </w:r>
+      <w:r>
+        <w:rPr/>
+        <w:t xml:space="preserve"> or </w:t>
+      </w:r>
+      <w:r>
+        <w:rPr>
+          <w:rFonts w:ascii="Courier New" w:hAnsi="Courier New"/>
+          <w:color w:val="B42318"/>
+          <w:sz w:val="20"/>
+        </w:rPr>
+        <w:t>bigint</w:t>
+      </w:r>
+      <w:r>
+        <w:rPr/>
+        <w:t xml:space="preserve"> identity for IDs, </w:t>
+      </w:r>
+      <w:r>
+        <w:rPr>
+          <w:rFonts w:ascii="Courier New" w:hAnsi="Courier New"/>
+          <w:color w:val="B42318"/>
+          <w:sz w:val="20"/>
+        </w:rPr>
+        <w:t>timestamptz</w:t>
+      </w:r>
+      <w:r>
+        <w:rPr/>
+        <w:t xml:space="preserve"> for timestamps, </w:t>
+      </w:r>
+      <w:r>
+        <w:rPr>
+          <w:rFonts w:ascii="Courier New" w:hAnsi="Courier New"/>
+          <w:color w:val="B42318"/>
+          <w:sz w:val="20"/>
+        </w:rPr>
+        <w:t>text</w:t>
+      </w:r>
+      <w:r>
+        <w:rPr/>
+        <w:t xml:space="preserve"> for strings (with check constraints if needed), </w:t>
+      </w:r>
+      <w:r>
+        <w:rPr>
+          <w:rFonts w:ascii="Courier New" w:hAnsi="Courier New"/>
+          <w:color w:val="B42318"/>
+          <w:sz w:val="20"/>
+        </w:rPr>
+        <w:t>numeric</w:t>
+      </w:r>
+      <w:r>
+        <w:rPr/>
+        <w:t xml:space="preserve"> for money or integers in minor units.</w:t>
+      </w:r>
+    </w:p>
+    <w:p>
+      <w:r>
+        <w:rPr/>
+      </w:r>
+      <w:r>
+        <w:rPr>
+          <w:b/>
+        </w:rPr>
+        <w:t>Explanation:</w:t>
+      </w:r>
+      <w:r>
+        <w:rPr/>
+        <w:t xml:space="preserve"> </w:t>
+      </w:r>
+      <w:r>
+        <w:rPr>
+          <w:rFonts w:ascii="Courier New" w:hAnsi="Courier New"/>
+          <w:color w:val="B42318"/>
+          <w:sz w:val="20"/>
+        </w:rPr>
+        <w:t>timestamp</w:t>
+      </w:r>
+      <w:r>
+        <w:rPr/>
+        <w:t xml:space="preserve"> without a time zone causes bugs across regions.</w:t>
+      </w:r>
+    </w:p>
+    <w:p>
+      <w:r>
+        <w:rPr/>
+      </w:r>
+      <w:r>
+        <w:rPr>
+          <w:b/>
+        </w:rPr>
+        <w:t>Example:</w:t>
+      </w:r>
+      <w:r>
+        <w:rPr/>
+        <w:t xml:space="preserve"> </w:t>
+      </w:r>
+      <w:r>
+        <w:rPr>
+          <w:rFonts w:ascii="Courier New" w:hAnsi="Courier New"/>
+          <w:color w:val="B42318"/>
+          <w:sz w:val="20"/>
+        </w:rPr>
+        <w:t>created_at timestamptz NOT NULL DEFAULT now()</w:t>
+      </w:r>
+      <w:r>
+        <w:rPr/>
+        <w:t>.</w:t>
+      </w:r>
+    </w:p>
+    <w:p>
+      <w:r>
+        <w:rPr/>
+      </w:r>
+      <w:r>
+        <w:rPr>
+          <w:b/>
+        </w:rPr>
+        <w:t>Say it like this:</w:t>
+      </w:r>
+      <w:r>
+        <w:rPr/>
+        <w:t xml:space="preserve"> "timestamptz always, text over varchar, and money never as float."</w:t>
+      </w:r>
+    </w:p>
+    <w:p>
+      <w:pPr>
+        <w:pBdr>
+          <w:bottom w:val="single" w:sz="6" w:space="1" w:color="BFC7D5"/>
+        </w:pBdr>
+      </w:pPr>
+    </w:p>
+    <w:p>
+      <w:pPr>
+        <w:keepNext/>
+        <w:spacing w:before="200"/>
+      </w:pPr>
+      <w:r>
+        <w:rPr>
+          <w:color w:val="1F3A5F"/>
+          <w:sz w:val="24"/>
+        </w:rPr>
+      </w:r>
+      <w:r>
+        <w:rPr>
+          <w:b/>
+          <w:color w:val="1F3A5F"/>
+          <w:sz w:val="24"/>
+        </w:rPr>
+        <w:t>Q27. What is an upsert?</w:t>
+      </w:r>
+      <w:r>
+        <w:rPr>
+          <w:color w:val="1F3A5F"/>
+          <w:sz w:val="24"/>
+        </w:rPr>
+      </w:r>
+    </w:p>
+    <w:p>
+      <w:r>
+        <w:rPr/>
+      </w:r>
+      <w:r>
+        <w:rPr>
+          <w:b/>
+        </w:rPr>
+        <w:t>Short answer:</w:t>
+      </w:r>
+      <w:r>
+        <w:rPr/>
+        <w:t xml:space="preserve"> Insert or update in one statement: </w:t>
+      </w:r>
+      <w:r>
+        <w:rPr>
+          <w:rFonts w:ascii="Courier New" w:hAnsi="Courier New"/>
+          <w:color w:val="B42318"/>
+          <w:sz w:val="20"/>
+        </w:rPr>
+        <w:t>INSERT ... ON CONFLICT (key) DO UPDATE</w:t>
+      </w:r>
+      <w:r>
+        <w:rPr/>
+        <w:t xml:space="preserve"> or </w:t>
+      </w:r>
+      <w:r>
+        <w:rPr>
+          <w:rFonts w:ascii="Courier New" w:hAnsi="Courier New"/>
+          <w:color w:val="B42318"/>
+          <w:sz w:val="20"/>
+        </w:rPr>
+        <w:t>DO NOTHING</w:t>
+      </w:r>
+      <w:r>
+        <w:rPr/>
+        <w:t>.</w:t>
+      </w:r>
+    </w:p>
+    <w:p>
+      <w:r>
+        <w:rPr/>
+      </w:r>
+      <w:r>
+        <w:rPr>
+          <w:b/>
+        </w:rPr>
+        <w:t>Explanation:</w:t>
+      </w:r>
+      <w:r>
+        <w:rPr/>
+        <w:t xml:space="preserve"> Needs a unique constraint on the conflict target. Great for idempotent writes.</w:t>
+      </w:r>
+    </w:p>
+    <w:p>
+      <w:r>
+        <w:rPr/>
+      </w:r>
+      <w:r>
+        <w:rPr>
+          <w:b/>
+        </w:rPr>
+        <w:t>Example:</w:t>
+      </w:r>
+      <w:r>
+        <w:rPr/>
+      </w:r>
+    </w:p>
+    <w:tbl>
+      <w:tblPr>
+        <w:tblW w:type="auto" w:w="0"/>
+        <w:jc w:val="center"/>
+        <w:tblCellMar>
+          <w:top w:w="141" w:type="dxa"/>
+          <w:left w:w="141" w:type="dxa"/>
+          <w:bottom w:w="141" w:type="dxa"/>
+          <w:right w:w="141" w:type="dxa"/>
+        </w:tblCellMar>
+        <w:tblLook w:firstColumn="1" w:firstRow="1" w:lastColumn="0" w:lastRow="0" w:noHBand="0" w:noVBand="1" w:val="04A0"/>
+      </w:tblPr>
+      <w:tblGrid>
+        <w:gridCol w:w="9972"/>
+      </w:tblGrid>
+      <w:tr>
+        <w:tc>
+          <w:tcPr>
+            <w:tcW w:type="dxa" w:w="9972"/>
+            <w:shd w:val="clear" w:color="auto" w:fill="F3F4F6"/>
+          </w:tcPr>
+          <w:p>
+            <w:pPr>
+              <w:spacing w:after="0" w:line="240" w:lineRule="auto"/>
+            </w:pPr>
+            <w:r>
+              <w:rPr>
+                <w:rFonts w:ascii="Arial" w:hAnsi="Arial"/>
+                <w:b/>
+                <w:color w:val="6B7280"/>
+                <w:sz w:val="16"/>
+              </w:rPr>
+              <w:t>SQL</w:t>
+              <w:br/>
+            </w:r>
+            <w:r>
+              <w:rPr>
+                <w:rFonts w:ascii="Courier New" w:hAnsi="Courier New" w:eastAsia="Courier New"/>
+                <w:sz w:val="19"/>
+              </w:rPr>
+              <w:t>INSERT INTO agent_daily_stats (agent_id, day, calls) VALUES ($1, $2, 1)</w:t>
+              <w:br/>
+            </w:r>
+            <w:r>
+              <w:rPr>
+                <w:rFonts w:ascii="Courier New" w:hAnsi="Courier New" w:eastAsia="Courier New"/>
+                <w:sz w:val="19"/>
+              </w:rPr>
+              <w:t>ON CONFLICT (agent_id, day) DO UPDATE SET calls = agent_daily_stats.calls + 1;</w:t>
+            </w:r>
+          </w:p>
+        </w:tc>
+      </w:tr>
+    </w:tbl>
+    <w:p>
+      <w:pPr>
+        <w:spacing w:after="40"/>
+      </w:pPr>
+    </w:p>
+    <w:p>
+      <w:r>
+        <w:rPr/>
+      </w:r>
+      <w:r>
+        <w:rPr>
+          <w:b/>
+        </w:rPr>
+        <w:t>Say it like this:</w:t>
+      </w:r>
+      <w:r>
+        <w:rPr/>
+        <w:t xml:space="preserve"> "Upserts make writes idempotent and race-free, backed by a unique constraint."</w:t>
+      </w:r>
+    </w:p>
+    <w:p>
+      <w:pPr>
+        <w:pBdr>
+          <w:bottom w:val="single" w:sz="6" w:space="1" w:color="BFC7D5"/>
+        </w:pBdr>
+      </w:pPr>
+    </w:p>
+    <w:p>
+      <w:pPr>
+        <w:keepNext/>
+        <w:spacing w:before="200"/>
+      </w:pPr>
+      <w:r>
+        <w:rPr>
+          <w:color w:val="1F3A5F"/>
+          <w:sz w:val="24"/>
+        </w:rPr>
+      </w:r>
+      <w:r>
+        <w:rPr>
+          <w:b/>
+          <w:color w:val="1F3A5F"/>
+          <w:sz w:val="24"/>
+        </w:rPr>
+        <w:t>Q28. What are views and materialised views?</w:t>
+      </w:r>
+      <w:r>
+        <w:rPr>
+          <w:color w:val="1F3A5F"/>
+          <w:sz w:val="24"/>
+        </w:rPr>
+      </w:r>
+    </w:p>
+    <w:p>
+      <w:r>
+        <w:rPr/>
+      </w:r>
+      <w:r>
+        <w:rPr>
+          <w:b/>
+        </w:rPr>
+        <w:t>Short answer:</w:t>
+      </w:r>
+      <w:r>
+        <w:rPr/>
+        <w:t xml:space="preserve"> A view is a saved query run each time; a materialised view stores the result and must be refreshed.</w:t>
+      </w:r>
+    </w:p>
+    <w:p>
+      <w:r>
+        <w:rPr/>
+      </w:r>
+      <w:r>
+        <w:rPr>
+          <w:b/>
+        </w:rPr>
+        <w:t>Explanation:</w:t>
+      </w:r>
+      <w:r>
+        <w:rPr/>
+        <w:t xml:space="preserve"> </w:t>
+      </w:r>
+      <w:r>
+        <w:rPr>
+          <w:rFonts w:ascii="Courier New" w:hAnsi="Courier New"/>
+          <w:color w:val="B42318"/>
+          <w:sz w:val="20"/>
+        </w:rPr>
+        <w:t>REFRESH MATERIALIZED VIEW CONCURRENTLY</w:t>
+      </w:r>
+      <w:r>
+        <w:rPr/>
+        <w:t xml:space="preserve"> avoids blocking reads (needs a unique index).</w:t>
+      </w:r>
+    </w:p>
+    <w:p>
+      <w:r>
+        <w:rPr/>
+      </w:r>
+      <w:r>
+        <w:rPr>
+          <w:b/>
+        </w:rPr>
+        <w:t>Example:</w:t>
+      </w:r>
+      <w:r>
+        <w:rPr/>
+        <w:t xml:space="preserve"> A materialised view of monthly scores per tenant, refreshed nightly.</w:t>
+      </w:r>
+    </w:p>
+    <w:p>
+      <w:r>
+        <w:rPr/>
+      </w:r>
+      <w:r>
+        <w:rPr>
+          <w:b/>
+        </w:rPr>
+        <w:t>Say it like this:</w:t>
+      </w:r>
+      <w:r>
+        <w:rPr/>
+        <w:t xml:space="preserve"> "Views for reuse, materialised views for expensive reports that can be a little stale."</w:t>
+      </w:r>
+    </w:p>
+    <w:p>
+      <w:pPr>
+        <w:pBdr>
+          <w:bottom w:val="single" w:sz="6" w:space="1" w:color="BFC7D5"/>
+        </w:pBdr>
+      </w:pPr>
+    </w:p>
+    <w:p>
+      <w:pPr>
+        <w:pStyle w:val="Heading2"/>
+        <w:pBdr>
+          <w:bottom w:val="single" w:sz="6" w:space="1" w:color="BFC7D5"/>
+        </w:pBdr>
+      </w:pPr>
+      <w:r>
+        <w:rPr/>
+        <w:t>🟡 More Intermediate</w:t>
+      </w:r>
+    </w:p>
+    <w:p>
+      <w:pPr>
+        <w:keepNext/>
+        <w:spacing w:before="200"/>
+      </w:pPr>
+      <w:r>
+        <w:rPr>
+          <w:color w:val="1F3A5F"/>
+          <w:sz w:val="24"/>
+        </w:rPr>
+      </w:r>
+      <w:r>
+        <w:rPr>
+          <w:b/>
+          <w:color w:val="1F3A5F"/>
+          <w:sz w:val="24"/>
+        </w:rPr>
+        <w:t>Q29. What index types does PostgreSQL offer?</w:t>
+      </w:r>
+      <w:r>
+        <w:rPr>
+          <w:color w:val="1F3A5F"/>
+          <w:sz w:val="24"/>
+        </w:rPr>
+      </w:r>
+    </w:p>
+    <w:p>
+      <w:r>
+        <w:rPr/>
+      </w:r>
+      <w:r>
+        <w:rPr>
+          <w:b/>
+        </w:rPr>
+        <w:t>Short answer:</w:t>
+      </w:r>
+      <w:r>
+        <w:rPr/>
+        <w:t xml:space="preserve"> B-tree (default, equality and range), Hash, GIN (arrays, JSONB, full-text), GiST (geometric, ranges), BRIN (huge naturally ordered tables).</w:t>
+      </w:r>
+    </w:p>
+    <w:p>
+      <w:r>
+        <w:rPr/>
+      </w:r>
+      <w:r>
+        <w:rPr>
+          <w:b/>
+        </w:rPr>
+        <w:t>Explanation:</w:t>
+      </w:r>
+      <w:r>
+        <w:rPr/>
+        <w:t xml:space="preserve"> Pick by query operator.</w:t>
+      </w:r>
+    </w:p>
+    <w:p>
+      <w:r>
+        <w:rPr/>
+      </w:r>
+      <w:r>
+        <w:rPr>
+          <w:b/>
+        </w:rPr>
+        <w:t>Example:</w:t>
+      </w:r>
+      <w:r>
+        <w:rPr/>
+        <w:t xml:space="preserve"> GIN on </w:t>
+      </w:r>
+      <w:r>
+        <w:rPr>
+          <w:rFonts w:ascii="Courier New" w:hAnsi="Courier New"/>
+          <w:color w:val="B42318"/>
+          <w:sz w:val="20"/>
+        </w:rPr>
+        <w:t>ai_output jsonb</w:t>
+      </w:r>
+      <w:r>
+        <w:rPr/>
+        <w:t xml:space="preserve"> for </w:t>
+      </w:r>
+      <w:r>
+        <w:rPr>
+          <w:rFonts w:ascii="Courier New" w:hAnsi="Courier New"/>
+          <w:color w:val="B42318"/>
+          <w:sz w:val="20"/>
+        </w:rPr>
+        <w:t>@&gt;</w:t>
+      </w:r>
+      <w:r>
+        <w:rPr/>
+        <w:t xml:space="preserve"> queries; BRIN on </w:t>
+      </w:r>
+      <w:r>
+        <w:rPr>
+          <w:rFonts w:ascii="Courier New" w:hAnsi="Courier New"/>
+          <w:color w:val="B42318"/>
+          <w:sz w:val="20"/>
+        </w:rPr>
+        <w:t>events.created_at</w:t>
+      </w:r>
+      <w:r>
+        <w:rPr/>
+        <w:t xml:space="preserve"> for an append-only log.</w:t>
+      </w:r>
+    </w:p>
+    <w:p>
+      <w:r>
+        <w:rPr/>
+      </w:r>
+      <w:r>
+        <w:rPr>
+          <w:b/>
+        </w:rPr>
+        <w:t>Say it like this:</w:t>
+      </w:r>
+      <w:r>
+        <w:rPr/>
+        <w:t xml:space="preserve"> "B-tree covers most cases; GIN for JSONB and search, BRIN for huge time-ordered tables."</w:t>
+      </w:r>
+    </w:p>
+    <w:p>
+      <w:pPr>
+        <w:pBdr>
+          <w:bottom w:val="single" w:sz="6" w:space="1" w:color="BFC7D5"/>
+        </w:pBdr>
+      </w:pPr>
+    </w:p>
+    <w:p>
+      <w:pPr>
+        <w:keepNext/>
+        <w:spacing w:before="200"/>
+      </w:pPr>
+      <w:r>
+        <w:rPr>
+          <w:color w:val="1F3A5F"/>
+          <w:sz w:val="24"/>
+        </w:rPr>
+      </w:r>
+      <w:r>
+        <w:rPr>
+          <w:b/>
+          <w:color w:val="1F3A5F"/>
+          <w:sz w:val="24"/>
+        </w:rPr>
+        <w:t>Q30. What are partial and covering indexes?</w:t>
+      </w:r>
+      <w:r>
+        <w:rPr>
+          <w:color w:val="1F3A5F"/>
+          <w:sz w:val="24"/>
+        </w:rPr>
+      </w:r>
+    </w:p>
+    <w:p>
+      <w:r>
+        <w:rPr/>
+      </w:r>
+      <w:r>
+        <w:rPr>
+          <w:b/>
+        </w:rPr>
+        <w:t>Short answer:</w:t>
+      </w:r>
+      <w:r>
+        <w:rPr/>
+        <w:t xml:space="preserve"> A partial index covers only rows matching a condition; a covering index (</w:t>
+      </w:r>
+      <w:r>
+        <w:rPr>
+          <w:rFonts w:ascii="Courier New" w:hAnsi="Courier New"/>
+          <w:color w:val="B42318"/>
+          <w:sz w:val="20"/>
+        </w:rPr>
+        <w:t>INCLUDE</w:t>
+      </w:r>
+      <w:r>
+        <w:rPr/>
+        <w:t>) stores extra columns so queries can be answered from the index alone.</w:t>
+      </w:r>
+    </w:p>
+    <w:p>
+      <w:r>
+        <w:rPr/>
+      </w:r>
+      <w:r>
+        <w:rPr>
+          <w:b/>
+        </w:rPr>
+        <w:t>Explanation:</w:t>
+      </w:r>
+      <w:r>
+        <w:rPr/>
+        <w:t xml:space="preserve"> Partial indexes are small and fast for hot subsets.</w:t>
+      </w:r>
+    </w:p>
+    <w:p>
+      <w:r>
+        <w:rPr/>
+      </w:r>
+      <w:r>
+        <w:rPr>
+          <w:b/>
+        </w:rPr>
+        <w:t>Example:</w:t>
+      </w:r>
+      <w:r>
+        <w:rPr/>
+        <w:t xml:space="preserve"> </w:t>
+      </w:r>
+      <w:r>
+        <w:rPr>
+          <w:rFonts w:ascii="Courier New" w:hAnsi="Courier New"/>
+          <w:color w:val="B42318"/>
+          <w:sz w:val="20"/>
+        </w:rPr>
+        <w:t>CREATE INDEX ON calls (tenant_id, started_at) WHERE status = 'flagged';</w:t>
+      </w:r>
+      <w:r>
+        <w:rPr/>
+        <w:t>.</w:t>
+      </w:r>
+    </w:p>
+    <w:p>
+      <w:r>
+        <w:rPr/>
+      </w:r>
+      <w:r>
+        <w:rPr>
+          <w:b/>
+        </w:rPr>
+        <w:t>Say it like this:</w:t>
+      </w:r>
+      <w:r>
+        <w:rPr/>
+        <w:t xml:space="preserve"> "If queries only touch a small subset, a partial index makes them fast without indexing the whole table."</w:t>
+      </w:r>
+    </w:p>
+    <w:p>
+      <w:pPr>
+        <w:pBdr>
+          <w:bottom w:val="single" w:sz="6" w:space="1" w:color="BFC7D5"/>
+        </w:pBdr>
+      </w:pPr>
+    </w:p>
+    <w:p>
+      <w:pPr>
+        <w:keepNext/>
+        <w:spacing w:before="200"/>
+      </w:pPr>
+      <w:r>
+        <w:rPr>
+          <w:color w:val="1F3A5F"/>
+          <w:sz w:val="24"/>
+        </w:rPr>
+      </w:r>
+      <w:r>
+        <w:rPr>
+          <w:b/>
+          <w:color w:val="1F3A5F"/>
+          <w:sz w:val="24"/>
+        </w:rPr>
+        <w:t>Q31. Why might PostgreSQL ignore your index?</w:t>
+      </w:r>
+      <w:r>
+        <w:rPr>
+          <w:color w:val="1F3A5F"/>
+          <w:sz w:val="24"/>
+        </w:rPr>
+      </w:r>
+    </w:p>
+    <w:p>
+      <w:r>
+        <w:rPr/>
+      </w:r>
+      <w:r>
+        <w:rPr>
+          <w:b/>
+        </w:rPr>
+        <w:t>Short answer:</w:t>
+      </w:r>
+      <w:r>
+        <w:rPr/>
+        <w:t xml:space="preserve"> Low selectivity (it's cheaper to scan), functions or casts on the column, leading column not used, stale statistics, or type mismatches.</w:t>
+      </w:r>
+    </w:p>
+    <w:p>
+      <w:r>
+        <w:rPr/>
+      </w:r>
+      <w:r>
+        <w:rPr>
+          <w:b/>
+        </w:rPr>
+        <w:t>Explanation:</w:t>
+      </w:r>
+      <w:r>
+        <w:rPr/>
+        <w:t xml:space="preserve"> Use expression indexes for </w:t>
+      </w:r>
+      <w:r>
+        <w:rPr>
+          <w:rFonts w:ascii="Courier New" w:hAnsi="Courier New"/>
+          <w:color w:val="B42318"/>
+          <w:sz w:val="20"/>
+        </w:rPr>
+        <w:t>lower(email)</w:t>
+      </w:r>
+      <w:r>
+        <w:rPr/>
+        <w:t xml:space="preserve">, and run </w:t>
+      </w:r>
+      <w:r>
+        <w:rPr>
+          <w:rFonts w:ascii="Courier New" w:hAnsi="Courier New"/>
+          <w:color w:val="B42318"/>
+          <w:sz w:val="20"/>
+        </w:rPr>
+        <w:t>ANALYZE</w:t>
+      </w:r>
+      <w:r>
+        <w:rPr/>
+        <w:t>.</w:t>
+      </w:r>
+    </w:p>
+    <w:p>
+      <w:r>
+        <w:rPr/>
+      </w:r>
+      <w:r>
+        <w:rPr>
+          <w:b/>
+        </w:rPr>
+        <w:t>Example:</w:t>
+      </w:r>
+      <w:r>
+        <w:rPr/>
+        <w:t xml:space="preserve"> </w:t>
+      </w:r>
+      <w:r>
+        <w:rPr>
+          <w:rFonts w:ascii="Courier New" w:hAnsi="Courier New"/>
+          <w:color w:val="B42318"/>
+          <w:sz w:val="20"/>
+        </w:rPr>
+        <w:t>WHERE lower(email) = $1</w:t>
+      </w:r>
+      <w:r>
+        <w:rPr/>
+        <w:t xml:space="preserve"> needs </w:t>
+      </w:r>
+      <w:r>
+        <w:rPr>
+          <w:rFonts w:ascii="Courier New" w:hAnsi="Courier New"/>
+          <w:color w:val="B42318"/>
+          <w:sz w:val="20"/>
+        </w:rPr>
+        <w:t>CREATE INDEX ON users (lower(email));</w:t>
+      </w:r>
+      <w:r>
+        <w:rPr/>
+        <w:t>.</w:t>
+      </w:r>
+    </w:p>
+    <w:p>
+      <w:r>
+        <w:rPr/>
+      </w:r>
+      <w:r>
+        <w:rPr>
+          <w:b/>
+        </w:rPr>
+        <w:t>Say it like this:</w:t>
+      </w:r>
+      <w:r>
+        <w:rPr/>
+        <w:t xml:space="preserve"> "The planner skips indexes when they don't help or can't be used; EXPLAIN tells me which case it is."</w:t>
+      </w:r>
+    </w:p>
+    <w:p>
+      <w:pPr>
+        <w:pBdr>
+          <w:bottom w:val="single" w:sz="6" w:space="1" w:color="BFC7D5"/>
+        </w:pBdr>
+      </w:pPr>
+    </w:p>
+    <w:p>
+      <w:pPr>
+        <w:keepNext/>
+        <w:spacing w:before="200"/>
+      </w:pPr>
+      <w:r>
+        <w:rPr>
+          <w:color w:val="1F3A5F"/>
+          <w:sz w:val="24"/>
+        </w:rPr>
+      </w:r>
+      <w:r>
+        <w:rPr>
+          <w:b/>
+          <w:color w:val="1F3A5F"/>
+          <w:sz w:val="24"/>
+        </w:rPr>
+        <w:t>Q32. How does full-text search work in PostgreSQL?</w:t>
+      </w:r>
+      <w:r>
+        <w:rPr>
+          <w:color w:val="1F3A5F"/>
+          <w:sz w:val="24"/>
+        </w:rPr>
+      </w:r>
+    </w:p>
+    <w:p>
+      <w:r>
+        <w:rPr/>
+      </w:r>
+      <w:r>
+        <w:rPr>
+          <w:b/>
+        </w:rPr>
+        <w:t>Short answer:</w:t>
+      </w:r>
+      <w:r>
+        <w:rPr/>
+        <w:t xml:space="preserve"> Convert text to </w:t>
+      </w:r>
+      <w:r>
+        <w:rPr>
+          <w:rFonts w:ascii="Courier New" w:hAnsi="Courier New"/>
+          <w:color w:val="B42318"/>
+          <w:sz w:val="20"/>
+        </w:rPr>
+        <w:t>tsvector</w:t>
+      </w:r>
+      <w:r>
+        <w:rPr/>
+        <w:t xml:space="preserve">, query with </w:t>
+      </w:r>
+      <w:r>
+        <w:rPr>
+          <w:rFonts w:ascii="Courier New" w:hAnsi="Courier New"/>
+          <w:color w:val="B42318"/>
+          <w:sz w:val="20"/>
+        </w:rPr>
+        <w:t>tsquery</w:t>
+      </w:r>
+      <w:r>
+        <w:rPr/>
+        <w:t xml:space="preserve">, index with GIN, and rank with </w:t>
+      </w:r>
+      <w:r>
+        <w:rPr>
+          <w:rFonts w:ascii="Courier New" w:hAnsi="Courier New"/>
+          <w:color w:val="B42318"/>
+          <w:sz w:val="20"/>
+        </w:rPr>
+        <w:t>ts_rank</w:t>
+      </w:r>
+      <w:r>
+        <w:rPr/>
+        <w:t>.</w:t>
+      </w:r>
+    </w:p>
+    <w:p>
+      <w:r>
+        <w:rPr/>
+      </w:r>
+      <w:r>
+        <w:rPr>
+          <w:b/>
+        </w:rPr>
+        <w:t>Explanation:</w:t>
+      </w:r>
+      <w:r>
+        <w:rPr/>
+        <w:t xml:space="preserve"> Good enough for many apps before adding OpenSearch.</w:t>
+      </w:r>
+    </w:p>
+    <w:p>
+      <w:r>
+        <w:rPr/>
+      </w:r>
+      <w:r>
+        <w:rPr>
+          <w:b/>
+        </w:rPr>
+        <w:t>Example:</w:t>
+      </w:r>
+      <w:r>
+        <w:rPr/>
+      </w:r>
+    </w:p>
+    <w:tbl>
+      <w:tblPr>
+        <w:tblW w:type="auto" w:w="0"/>
+        <w:jc w:val="center"/>
+        <w:tblCellMar>
+          <w:top w:w="141" w:type="dxa"/>
+          <w:left w:w="141" w:type="dxa"/>
+          <w:bottom w:w="141" w:type="dxa"/>
+          <w:right w:w="141" w:type="dxa"/>
+        </w:tblCellMar>
+        <w:tblLook w:firstColumn="1" w:firstRow="1" w:lastColumn="0" w:lastRow="0" w:noHBand="0" w:noVBand="1" w:val="04A0"/>
+      </w:tblPr>
+      <w:tblGrid>
+        <w:gridCol w:w="9972"/>
+      </w:tblGrid>
+      <w:tr>
+        <w:tc>
+          <w:tcPr>
+            <w:tcW w:type="dxa" w:w="9972"/>
+            <w:shd w:val="clear" w:color="auto" w:fill="F3F4F6"/>
+          </w:tcPr>
+          <w:p>
+            <w:pPr>
+              <w:spacing w:after="0" w:line="240" w:lineRule="auto"/>
+            </w:pPr>
+            <w:r>
+              <w:rPr>
+                <w:rFonts w:ascii="Arial" w:hAnsi="Arial"/>
+                <w:b/>
+                <w:color w:val="6B7280"/>
+                <w:sz w:val="16"/>
+              </w:rPr>
+              <w:t>SQL</w:t>
+              <w:br/>
+            </w:r>
+            <w:r>
+              <w:rPr>
+                <w:rFonts w:ascii="Courier New" w:hAnsi="Courier New" w:eastAsia="Courier New"/>
+                <w:sz w:val="19"/>
+              </w:rPr>
+              <w:t>ALTER TABLE transcripts ADD COLUMN search tsvector GENERATED ALWAYS AS (to_tsvector('english', body)) STORED;</w:t>
+              <w:br/>
+            </w:r>
+            <w:r>
+              <w:rPr>
+                <w:rFonts w:ascii="Courier New" w:hAnsi="Courier New" w:eastAsia="Courier New"/>
+                <w:sz w:val="19"/>
+              </w:rPr>
+              <w:t>CREATE INDEX ON transcripts USING gin (search);</w:t>
+              <w:br/>
+            </w:r>
+            <w:r>
+              <w:rPr>
+                <w:rFonts w:ascii="Courier New" w:hAnsi="Courier New" w:eastAsia="Courier New"/>
+                <w:sz w:val="19"/>
+              </w:rPr>
+              <w:t>SELECT call_id FROM transcripts WHERE search @@ websearch_to_tsquery('english', 'refund policy');</w:t>
+            </w:r>
+          </w:p>
+        </w:tc>
+      </w:tr>
+    </w:tbl>
+    <w:p>
+      <w:pPr>
+        <w:spacing w:after="40"/>
+      </w:pPr>
+    </w:p>
+    <w:p>
+      <w:r>
+        <w:rPr/>
+      </w:r>
+      <w:r>
+        <w:rPr>
+          <w:b/>
+        </w:rPr>
+        <w:t>Say it like this:</w:t>
+      </w:r>
+      <w:r>
+        <w:rPr/>
+        <w:t xml:space="preserve"> "Postgres full-text search with a GIN index handles transcript search well before we'd need a separate search engine."</w:t>
+      </w:r>
+    </w:p>
+    <w:p>
+      <w:pPr>
+        <w:pBdr>
+          <w:bottom w:val="single" w:sz="6" w:space="1" w:color="BFC7D5"/>
+        </w:pBdr>
+      </w:pPr>
+    </w:p>
+    <w:p>
+      <w:pPr>
+        <w:keepNext/>
+        <w:spacing w:before="200"/>
+      </w:pPr>
+      <w:r>
+        <w:rPr>
+          <w:color w:val="1F3A5F"/>
+          <w:sz w:val="24"/>
+        </w:rPr>
+      </w:r>
+      <w:r>
+        <w:rPr>
+          <w:b/>
+          <w:color w:val="1F3A5F"/>
+          <w:sz w:val="24"/>
+        </w:rPr>
+        <w:t>Q33. What is the N+1 query problem with ORMs?</w:t>
+      </w:r>
+      <w:r>
+        <w:rPr>
+          <w:color w:val="1F3A5F"/>
+          <w:sz w:val="24"/>
+        </w:rPr>
+      </w:r>
+    </w:p>
+    <w:p>
+      <w:r>
+        <w:rPr/>
+      </w:r>
+      <w:r>
+        <w:rPr>
+          <w:b/>
+        </w:rPr>
+        <w:t>Short answer:</w:t>
+      </w:r>
+      <w:r>
+        <w:rPr/>
+        <w:t xml:space="preserve"> Loading a list, then lazily loading a relation per item, producing N extra queries.</w:t>
+      </w:r>
+    </w:p>
+    <w:p>
+      <w:r>
+        <w:rPr/>
+      </w:r>
+      <w:r>
+        <w:rPr>
+          <w:b/>
+        </w:rPr>
+        <w:t>Explanation:</w:t>
+      </w:r>
+      <w:r>
+        <w:rPr/>
+        <w:t xml:space="preserve"> Fix with eager loading (</w:t>
+      </w:r>
+      <w:r>
+        <w:rPr>
+          <w:rFonts w:ascii="Courier New" w:hAnsi="Courier New"/>
+          <w:color w:val="B42318"/>
+          <w:sz w:val="20"/>
+        </w:rPr>
+        <w:t>JOIN</w:t>
+      </w:r>
+      <w:r>
+        <w:rPr/>
+        <w:t xml:space="preserve"> or </w:t>
+      </w:r>
+      <w:r>
+        <w:rPr>
+          <w:rFonts w:ascii="Courier New" w:hAnsi="Courier New"/>
+          <w:color w:val="B42318"/>
+          <w:sz w:val="20"/>
+        </w:rPr>
+        <w:t>IN</w:t>
+      </w:r>
+      <w:r>
+        <w:rPr/>
+        <w:t xml:space="preserve"> queries) or DataLoader.</w:t>
+      </w:r>
+    </w:p>
+    <w:p>
+      <w:r>
+        <w:rPr/>
+      </w:r>
+      <w:r>
+        <w:rPr>
+          <w:b/>
+        </w:rPr>
+        <w:t>Example:</w:t>
+      </w:r>
+      <w:r>
+        <w:rPr/>
+        <w:t xml:space="preserve"> Prisma </w:t>
+      </w:r>
+      <w:r>
+        <w:rPr>
+          <w:rFonts w:ascii="Courier New" w:hAnsi="Courier New"/>
+          <w:color w:val="B42318"/>
+          <w:sz w:val="20"/>
+        </w:rPr>
+        <w:t>include: { agent: true }</w:t>
+      </w:r>
+      <w:r>
+        <w:rPr/>
+        <w:t xml:space="preserve"> or SQLAlchemy </w:t>
+      </w:r>
+      <w:r>
+        <w:rPr>
+          <w:rFonts w:ascii="Courier New" w:hAnsi="Courier New"/>
+          <w:color w:val="B42318"/>
+          <w:sz w:val="20"/>
+        </w:rPr>
+        <w:t>selectinload(Call.agent)</w:t>
+      </w:r>
+      <w:r>
+        <w:rPr/>
+        <w:t>.</w:t>
+      </w:r>
+    </w:p>
+    <w:p>
+      <w:r>
+        <w:rPr/>
+      </w:r>
+      <w:r>
+        <w:rPr>
+          <w:b/>
+        </w:rPr>
+        <w:t>Say it like this:</w:t>
+      </w:r>
+      <w:r>
+        <w:rPr/>
+        <w:t xml:space="preserve"> "I watch query counts per request; N+1 is the most common ORM performance bug."</w:t>
+      </w:r>
+    </w:p>
+    <w:p>
+      <w:pPr>
+        <w:pBdr>
+          <w:bottom w:val="single" w:sz="6" w:space="1" w:color="BFC7D5"/>
+        </w:pBdr>
+      </w:pPr>
+    </w:p>
+    <w:p>
+      <w:pPr>
+        <w:keepNext/>
+        <w:spacing w:before="200"/>
+      </w:pPr>
+      <w:r>
+        <w:rPr>
+          <w:color w:val="1F3A5F"/>
+          <w:sz w:val="24"/>
+        </w:rPr>
+      </w:r>
+      <w:r>
+        <w:rPr>
+          <w:b/>
+          <w:color w:val="1F3A5F"/>
+          <w:sz w:val="24"/>
+        </w:rPr>
+        <w:t>Q34. How do you paginate efficiently in SQL?</w:t>
+      </w:r>
+      <w:r>
+        <w:rPr>
+          <w:color w:val="1F3A5F"/>
+          <w:sz w:val="24"/>
+        </w:rPr>
+      </w:r>
+    </w:p>
+    <w:p>
+      <w:r>
+        <w:rPr/>
+      </w:r>
+      <w:r>
+        <w:rPr>
+          <w:b/>
+        </w:rPr>
+        <w:t>Short answer:</w:t>
+      </w:r>
+      <w:r>
+        <w:rPr/>
+        <w:t xml:space="preserve"> Keyset pagination: </w:t>
+      </w:r>
+      <w:r>
+        <w:rPr>
+          <w:rFonts w:ascii="Courier New" w:hAnsi="Courier New"/>
+          <w:color w:val="B42318"/>
+          <w:sz w:val="20"/>
+        </w:rPr>
+        <w:t>WHERE (sort_key, id) &lt; ($1, $2) ORDER BY sort_key DESC, id DESC LIMIT n</w:t>
+      </w:r>
+      <w:r>
+        <w:rPr/>
+        <w:t xml:space="preserve">, with an index on </w:t>
+      </w:r>
+      <w:r>
+        <w:rPr>
+          <w:rFonts w:ascii="Courier New" w:hAnsi="Courier New"/>
+          <w:color w:val="B42318"/>
+          <w:sz w:val="20"/>
+        </w:rPr>
+        <w:t>(sort_key, id)</w:t>
+      </w:r>
+      <w:r>
+        <w:rPr/>
+        <w:t>.</w:t>
+      </w:r>
+    </w:p>
+    <w:p>
+      <w:r>
+        <w:rPr/>
+      </w:r>
+      <w:r>
+        <w:rPr>
+          <w:b/>
+        </w:rPr>
+        <w:t>Explanation:</w:t>
+      </w:r>
+      <w:r>
+        <w:rPr/>
+        <w:t xml:space="preserve"> </w:t>
+      </w:r>
+      <w:r>
+        <w:rPr>
+          <w:rFonts w:ascii="Courier New" w:hAnsi="Courier New"/>
+          <w:color w:val="B42318"/>
+          <w:sz w:val="20"/>
+        </w:rPr>
+        <w:t>OFFSET</w:t>
+      </w:r>
+      <w:r>
+        <w:rPr/>
+        <w:t xml:space="preserve"> scans and discards rows, so it gets slower with depth.</w:t>
+      </w:r>
+    </w:p>
+    <w:p>
+      <w:r>
+        <w:rPr/>
+      </w:r>
+      <w:r>
+        <w:rPr>
+          <w:b/>
+        </w:rPr>
+        <w:t>Example:</w:t>
+      </w:r>
+      <w:r>
+        <w:rPr/>
+        <w:t xml:space="preserve"> Page 1,000 with OFFSET reads 50,000 rows; keyset reads 50.</w:t>
+      </w:r>
+    </w:p>
+    <w:p>
+      <w:r>
+        <w:rPr/>
+      </w:r>
+      <w:r>
+        <w:rPr>
+          <w:b/>
+        </w:rPr>
+        <w:t>Say it like this:</w:t>
+      </w:r>
+      <w:r>
+        <w:rPr/>
+        <w:t xml:space="preserve"> "Keyset pagination costs the same on page 1 and page 1,000; OFFSET doesn't."</w:t>
+      </w:r>
+    </w:p>
+    <w:p>
+      <w:pPr>
+        <w:pBdr>
+          <w:bottom w:val="single" w:sz="6" w:space="1" w:color="BFC7D5"/>
+        </w:pBdr>
+      </w:pPr>
+    </w:p>
+    <w:p>
+      <w:pPr>
+        <w:keepNext/>
+        <w:spacing w:before="200"/>
+      </w:pPr>
+      <w:r>
+        <w:rPr>
+          <w:color w:val="1F3A5F"/>
+          <w:sz w:val="24"/>
+        </w:rPr>
+      </w:r>
+      <w:r>
+        <w:rPr>
+          <w:b/>
+          <w:color w:val="1F3A5F"/>
+          <w:sz w:val="24"/>
+        </w:rPr>
+        <w:t>Q35. How do you count rows efficiently on large tables?</w:t>
+      </w:r>
+      <w:r>
+        <w:rPr>
+          <w:color w:val="1F3A5F"/>
+          <w:sz w:val="24"/>
+        </w:rPr>
+      </w:r>
+    </w:p>
+    <w:p>
+      <w:r>
+        <w:rPr/>
+      </w:r>
+      <w:r>
+        <w:rPr>
+          <w:b/>
+        </w:rPr>
+        <w:t>Short answer:</w:t>
+      </w:r>
+      <w:r>
+        <w:rPr/>
+        <w:t xml:space="preserve"> Exact </w:t>
+      </w:r>
+      <w:r>
+        <w:rPr>
+          <w:rFonts w:ascii="Courier New" w:hAnsi="Courier New"/>
+          <w:color w:val="B42318"/>
+          <w:sz w:val="20"/>
+        </w:rPr>
+        <w:t>count(*)</w:t>
+      </w:r>
+      <w:r>
+        <w:rPr/>
+        <w:t xml:space="preserve"> scans; use estimates (</w:t>
+      </w:r>
+      <w:r>
+        <w:rPr>
+          <w:rFonts w:ascii="Courier New" w:hAnsi="Courier New"/>
+          <w:color w:val="B42318"/>
+          <w:sz w:val="20"/>
+        </w:rPr>
+        <w:t>pg_class.reltuples</w:t>
+      </w:r>
+      <w:r>
+        <w:rPr/>
+        <w:t>), cached counters, or show "1,000+" instead of exact totals.</w:t>
+      </w:r>
+    </w:p>
+    <w:p>
+      <w:r>
+        <w:rPr/>
+      </w:r>
+      <w:r>
+        <w:rPr>
+          <w:b/>
+        </w:rPr>
+        <w:t>Explanation:</w:t>
+      </w:r>
+      <w:r>
+        <w:rPr/>
+        <w:t xml:space="preserve"> Many UIs don't need exact totals.</w:t>
+      </w:r>
+    </w:p>
+    <w:p>
+      <w:r>
+        <w:rPr/>
+      </w:r>
+      <w:r>
+        <w:rPr>
+          <w:b/>
+        </w:rPr>
+        <w:t>Example:</w:t>
+      </w:r>
+      <w:r>
+        <w:rPr/>
+        <w:t xml:space="preserve"> Maintain </w:t>
+      </w:r>
+      <w:r>
+        <w:rPr>
+          <w:rFonts w:ascii="Courier New" w:hAnsi="Courier New"/>
+          <w:color w:val="B42318"/>
+          <w:sz w:val="20"/>
+        </w:rPr>
+        <w:t>tenant_stats.call_count</w:t>
+      </w:r>
+      <w:r>
+        <w:rPr/>
+        <w:t xml:space="preserve"> with a trigger or job.</w:t>
+      </w:r>
+    </w:p>
+    <w:p>
+      <w:r>
+        <w:rPr/>
+      </w:r>
+      <w:r>
+        <w:rPr>
+          <w:b/>
+        </w:rPr>
+        <w:t>Say it like this:</w:t>
+      </w:r>
+      <w:r>
+        <w:rPr/>
+        <w:t xml:space="preserve"> "Exact counts on big tables are expensive, so I use estimates or maintained counters unless exactness matters."</w:t>
+      </w:r>
+    </w:p>
+    <w:p>
+      <w:pPr>
+        <w:pBdr>
+          <w:bottom w:val="single" w:sz="6" w:space="1" w:color="BFC7D5"/>
+        </w:pBdr>
+      </w:pPr>
+    </w:p>
+    <w:p>
+      <w:pPr>
+        <w:keepNext/>
+        <w:spacing w:before="200"/>
+      </w:pPr>
+      <w:r>
+        <w:rPr>
+          <w:color w:val="1F3A5F"/>
+          <w:sz w:val="24"/>
+        </w:rPr>
+      </w:r>
+      <w:r>
+        <w:rPr>
+          <w:b/>
+          <w:color w:val="1F3A5F"/>
+          <w:sz w:val="24"/>
+        </w:rPr>
+        <w:t>Q36. How do triggers work, and when should you use them?</w:t>
+      </w:r>
+      <w:r>
+        <w:rPr>
+          <w:color w:val="1F3A5F"/>
+          <w:sz w:val="24"/>
+        </w:rPr>
+      </w:r>
+    </w:p>
+    <w:p>
+      <w:r>
+        <w:rPr/>
+      </w:r>
+      <w:r>
+        <w:rPr>
+          <w:b/>
+        </w:rPr>
+        <w:t>Short answer:</w:t>
+      </w:r>
+      <w:r>
+        <w:rPr/>
+        <w:t xml:space="preserve"> Functions run automatically on insert, update or delete; useful for audit logs, </w:t>
+      </w:r>
+      <w:r>
+        <w:rPr>
+          <w:rFonts w:ascii="Courier New" w:hAnsi="Courier New"/>
+          <w:color w:val="B42318"/>
+          <w:sz w:val="20"/>
+        </w:rPr>
+        <w:t>updated_at</w:t>
+      </w:r>
+      <w:r>
+        <w:rPr/>
+        <w:t xml:space="preserve"> and derived data, but they hide logic.</w:t>
+      </w:r>
+    </w:p>
+    <w:p>
+      <w:r>
+        <w:rPr/>
+      </w:r>
+      <w:r>
+        <w:rPr>
+          <w:b/>
+        </w:rPr>
+        <w:t>Explanation:</w:t>
+      </w:r>
+      <w:r>
+        <w:rPr/>
+        <w:t xml:space="preserve"> Keep them simple and documented.</w:t>
+      </w:r>
+    </w:p>
+    <w:p>
+      <w:r>
+        <w:rPr/>
+      </w:r>
+      <w:r>
+        <w:rPr>
+          <w:b/>
+        </w:rPr>
+        <w:t>Example:</w:t>
+      </w:r>
+      <w:r>
+        <w:rPr/>
+        <w:t xml:space="preserve"> A trigger that sets </w:t>
+      </w:r>
+      <w:r>
+        <w:rPr>
+          <w:rFonts w:ascii="Courier New" w:hAnsi="Courier New"/>
+          <w:color w:val="B42318"/>
+          <w:sz w:val="20"/>
+        </w:rPr>
+        <w:t>updated_at = now()</w:t>
+      </w:r>
+      <w:r>
+        <w:rPr/>
+        <w:t xml:space="preserve"> on every update.</w:t>
+      </w:r>
+    </w:p>
+    <w:p>
+      <w:r>
+        <w:rPr/>
+      </w:r>
+      <w:r>
+        <w:rPr>
+          <w:b/>
+        </w:rPr>
+        <w:t>Say it like this:</w:t>
+      </w:r>
+      <w:r>
+        <w:rPr/>
+        <w:t xml:space="preserve"> "Triggers are great for invariants like timestamps and audit trails; business logic stays in the application."</w:t>
+      </w:r>
+    </w:p>
+    <w:p>
+      <w:pPr>
+        <w:pBdr>
+          <w:bottom w:val="single" w:sz="6" w:space="1" w:color="BFC7D5"/>
+        </w:pBdr>
+      </w:pPr>
+    </w:p>
+    <w:p>
+      <w:pPr>
+        <w:keepNext/>
+        <w:spacing w:before="200"/>
+      </w:pPr>
+      <w:r>
+        <w:rPr>
+          <w:color w:val="1F3A5F"/>
+          <w:sz w:val="24"/>
+        </w:rPr>
+      </w:r>
+      <w:r>
+        <w:rPr>
+          <w:b/>
+          <w:color w:val="1F3A5F"/>
+          <w:sz w:val="24"/>
+        </w:rPr>
+        <w:t>Q37. How do you store hierarchical data?</w:t>
+      </w:r>
+      <w:r>
+        <w:rPr>
+          <w:color w:val="1F3A5F"/>
+          <w:sz w:val="24"/>
+        </w:rPr>
+      </w:r>
+    </w:p>
+    <w:p>
+      <w:r>
+        <w:rPr/>
+      </w:r>
+      <w:r>
+        <w:rPr>
+          <w:b/>
+        </w:rPr>
+        <w:t>Short answer:</w:t>
+      </w:r>
+      <w:r>
+        <w:rPr/>
+        <w:t xml:space="preserve"> Adjacency list (</w:t>
+      </w:r>
+      <w:r>
+        <w:rPr>
+          <w:rFonts w:ascii="Courier New" w:hAnsi="Courier New"/>
+          <w:color w:val="B42318"/>
+          <w:sz w:val="20"/>
+        </w:rPr>
+        <w:t>parent_id</w:t>
+      </w:r>
+      <w:r>
+        <w:rPr/>
+        <w:t xml:space="preserve">) with recursive CTEs, materialised path, nested sets, or the </w:t>
+      </w:r>
+      <w:r>
+        <w:rPr>
+          <w:rFonts w:ascii="Courier New" w:hAnsi="Courier New"/>
+          <w:color w:val="B42318"/>
+          <w:sz w:val="20"/>
+        </w:rPr>
+        <w:t>ltree</w:t>
+      </w:r>
+      <w:r>
+        <w:rPr/>
+        <w:t xml:space="preserve"> extension.</w:t>
+      </w:r>
+    </w:p>
+    <w:p>
+      <w:r>
+        <w:rPr/>
+      </w:r>
+      <w:r>
+        <w:rPr>
+          <w:b/>
+        </w:rPr>
+        <w:t>Explanation:</w:t>
+      </w:r>
+      <w:r>
+        <w:rPr/>
+        <w:t xml:space="preserve"> Adjacency lists are simplest; </w:t>
+      </w:r>
+      <w:r>
+        <w:rPr>
+          <w:rFonts w:ascii="Courier New" w:hAnsi="Courier New"/>
+          <w:color w:val="B42318"/>
+          <w:sz w:val="20"/>
+        </w:rPr>
+        <w:t>ltree</w:t>
+      </w:r>
+      <w:r>
+        <w:rPr/>
+        <w:t xml:space="preserve"> is fast for subtree queries.</w:t>
+      </w:r>
+    </w:p>
+    <w:p>
+      <w:r>
+        <w:rPr/>
+      </w:r>
+      <w:r>
+        <w:rPr>
+          <w:b/>
+        </w:rPr>
+        <w:t>Example:</w:t>
+      </w:r>
+      <w:r>
+        <w:rPr/>
+      </w:r>
+    </w:p>
+    <w:tbl>
+      <w:tblPr>
+        <w:tblW w:type="auto" w:w="0"/>
+        <w:jc w:val="center"/>
+        <w:tblCellMar>
+          <w:top w:w="141" w:type="dxa"/>
+          <w:left w:w="141" w:type="dxa"/>
+          <w:bottom w:w="141" w:type="dxa"/>
+          <w:right w:w="141" w:type="dxa"/>
+        </w:tblCellMar>
+        <w:tblLook w:firstColumn="1" w:firstRow="1" w:lastColumn="0" w:lastRow="0" w:noHBand="0" w:noVBand="1" w:val="04A0"/>
+      </w:tblPr>
+      <w:tblGrid>
+        <w:gridCol w:w="9972"/>
+      </w:tblGrid>
+      <w:tr>
+        <w:tc>
+          <w:tcPr>
+            <w:tcW w:type="dxa" w:w="9972"/>
+            <w:shd w:val="clear" w:color="auto" w:fill="F3F4F6"/>
+          </w:tcPr>
+          <w:p>
+            <w:pPr>
+              <w:spacing w:after="0" w:line="240" w:lineRule="auto"/>
+            </w:pPr>
+            <w:r>
+              <w:rPr>
+                <w:rFonts w:ascii="Arial" w:hAnsi="Arial"/>
+                <w:b/>
+                <w:color w:val="6B7280"/>
+                <w:sz w:val="16"/>
+              </w:rPr>
+              <w:t>SQL</w:t>
+              <w:br/>
+            </w:r>
+            <w:r>
+              <w:rPr>
+                <w:rFonts w:ascii="Courier New" w:hAnsi="Courier New" w:eastAsia="Courier New"/>
+                <w:sz w:val="19"/>
+              </w:rPr>
+              <w:t>WITH RECURSIVE thread AS (</w:t>
+              <w:br/>
+            </w:r>
+            <w:r>
+              <w:rPr>
+                <w:rFonts w:ascii="Courier New" w:hAnsi="Courier New" w:eastAsia="Courier New"/>
+                <w:sz w:val="19"/>
+              </w:rPr>
+              <w:t xml:space="preserve">  SELECT * FROM comments WHERE id = $1</w:t>
+              <w:br/>
+            </w:r>
+            <w:r>
+              <w:rPr>
+                <w:rFonts w:ascii="Courier New" w:hAnsi="Courier New" w:eastAsia="Courier New"/>
+                <w:sz w:val="19"/>
+              </w:rPr>
+              <w:t xml:space="preserve">  UNION ALL SELECT c.* FROM comments c JOIN thread t ON c.parent_id = t.id)</w:t>
+              <w:br/>
+            </w:r>
+            <w:r>
+              <w:rPr>
+                <w:rFonts w:ascii="Courier New" w:hAnsi="Courier New" w:eastAsia="Courier New"/>
+                <w:sz w:val="19"/>
+              </w:rPr>
+              <w:t>SELECT * FROM thread;</w:t>
+            </w:r>
+          </w:p>
+        </w:tc>
+      </w:tr>
+    </w:tbl>
+    <w:p>
+      <w:pPr>
+        <w:spacing w:after="40"/>
+      </w:pPr>
+    </w:p>
+    <w:p>
+      <w:r>
+        <w:rPr/>
+      </w:r>
+      <w:r>
+        <w:rPr>
+          <w:b/>
+        </w:rPr>
+        <w:t>Say it like this:</w:t>
+      </w:r>
+      <w:r>
+        <w:rPr/>
+        <w:t xml:space="preserve"> "parent_id plus a recursive CTE covers most trees; ltree when subtree queries are hot."</w:t>
+      </w:r>
+    </w:p>
+    <w:p>
+      <w:pPr>
+        <w:pBdr>
+          <w:bottom w:val="single" w:sz="6" w:space="1" w:color="BFC7D5"/>
+        </w:pBdr>
+      </w:pPr>
+    </w:p>
+    <w:p>
+      <w:pPr>
+        <w:keepNext/>
+        <w:spacing w:before="200"/>
+      </w:pPr>
+      <w:r>
+        <w:rPr>
+          <w:color w:val="1F3A5F"/>
+          <w:sz w:val="24"/>
+        </w:rPr>
+      </w:r>
+      <w:r>
+        <w:rPr>
+          <w:b/>
+          <w:color w:val="1F3A5F"/>
+          <w:sz w:val="24"/>
+        </w:rPr>
+        <w:t>Q38. How do you back up and restore PostgreSQL?</w:t>
+      </w:r>
+      <w:r>
+        <w:rPr>
+          <w:color w:val="1F3A5F"/>
+          <w:sz w:val="24"/>
+        </w:rPr>
+      </w:r>
+    </w:p>
+    <w:p>
+      <w:r>
+        <w:rPr/>
+      </w:r>
+      <w:r>
+        <w:rPr>
+          <w:b/>
+        </w:rPr>
+        <w:t>Short answer:</w:t>
+      </w:r>
+      <w:r>
+        <w:rPr/>
+        <w:t xml:space="preserve"> Managed snapshots plus point-in-time recovery (WAL archiving), logical dumps for portability, and regular restore tests.</w:t>
+      </w:r>
+    </w:p>
+    <w:p>
+      <w:r>
+        <w:rPr/>
+      </w:r>
+      <w:r>
+        <w:rPr>
+          <w:b/>
+        </w:rPr>
+        <w:t>Explanation:</w:t>
+      </w:r>
+      <w:r>
+        <w:rPr/>
+        <w:t xml:space="preserve"> A backup you haven't restored is a hope, not a backup.</w:t>
+      </w:r>
+    </w:p>
+    <w:p>
+      <w:r>
+        <w:rPr/>
+      </w:r>
+      <w:r>
+        <w:rPr>
+          <w:b/>
+        </w:rPr>
+        <w:t>Example:</w:t>
+      </w:r>
+      <w:r>
+        <w:rPr/>
+        <w:t xml:space="preserve"> RDS automated backups with 7-day PITR; monthly restore drill to staging.</w:t>
+      </w:r>
+    </w:p>
+    <w:p>
+      <w:r>
+        <w:rPr/>
+      </w:r>
+      <w:r>
+        <w:rPr>
+          <w:b/>
+        </w:rPr>
+        <w:t>Say it like this:</w:t>
+      </w:r>
+      <w:r>
+        <w:rPr/>
+        <w:t xml:space="preserve"> "Point-in-time recovery for disasters, logical dumps for portability, and restore drills to prove they work."</w:t>
+      </w:r>
+    </w:p>
+    <w:p>
+      <w:pPr>
+        <w:pBdr>
+          <w:bottom w:val="single" w:sz="6" w:space="1" w:color="BFC7D5"/>
+        </w:pBdr>
+      </w:pPr>
+    </w:p>
+    <w:p>
+      <w:pPr>
+        <w:pStyle w:val="Heading2"/>
+        <w:pBdr>
+          <w:bottom w:val="single" w:sz="6" w:space="1" w:color="BFC7D5"/>
+        </w:pBdr>
+      </w:pPr>
+      <w:r>
+        <w:rPr/>
+        <w:t>🔴 More Advanced</w:t>
+      </w:r>
+    </w:p>
+    <w:p>
+      <w:pPr>
+        <w:keepNext/>
+        <w:spacing w:before="200"/>
+      </w:pPr>
+      <w:r>
+        <w:rPr>
+          <w:color w:val="1F3A5F"/>
+          <w:sz w:val="24"/>
+        </w:rPr>
+      </w:r>
+      <w:r>
+        <w:rPr>
+          <w:b/>
+          <w:color w:val="1F3A5F"/>
+          <w:sz w:val="24"/>
+        </w:rPr>
+        <w:t>Q39. What is table partitioning, and when do you use it?</w:t>
+      </w:r>
+      <w:r>
+        <w:rPr>
+          <w:color w:val="1F3A5F"/>
+          <w:sz w:val="24"/>
+        </w:rPr>
+      </w:r>
+    </w:p>
+    <w:p>
+      <w:r>
+        <w:rPr/>
+      </w:r>
+      <w:r>
+        <w:rPr>
+          <w:b/>
+        </w:rPr>
+        <w:t>Short answer:</w:t>
+      </w:r>
+      <w:r>
+        <w:rPr/>
+        <w:t xml:space="preserve"> Splitting a big table into child tables by range, list or hash; queries prune irrelevant partitions, and old data can be dropped instantly.</w:t>
+      </w:r>
+    </w:p>
+    <w:p>
+      <w:r>
+        <w:rPr/>
+      </w:r>
+      <w:r>
+        <w:rPr>
+          <w:b/>
+        </w:rPr>
+        <w:t>Explanation:</w:t>
+      </w:r>
+      <w:r>
+        <w:rPr/>
+        <w:t xml:space="preserve"> Good for time-series data with retention rules.</w:t>
+      </w:r>
+    </w:p>
+    <w:p>
+      <w:r>
+        <w:rPr/>
+      </w:r>
+      <w:r>
+        <w:rPr>
+          <w:b/>
+        </w:rPr>
+        <w:t>Example:</w:t>
+      </w:r>
+      <w:r>
+        <w:rPr/>
+        <w:t xml:space="preserve"> </w:t>
+      </w:r>
+      <w:r>
+        <w:rPr>
+          <w:rFonts w:ascii="Courier New" w:hAnsi="Courier New"/>
+          <w:color w:val="B42318"/>
+          <w:sz w:val="20"/>
+        </w:rPr>
+        <w:t>calls</w:t>
+      </w:r>
+      <w:r>
+        <w:rPr/>
+        <w:t xml:space="preserve"> partitioned by month; dropping last year's partition removes data without a huge DELETE.</w:t>
+      </w:r>
+    </w:p>
+    <w:p>
+      <w:r>
+        <w:rPr/>
+      </w:r>
+      <w:r>
+        <w:rPr>
+          <w:b/>
+        </w:rPr>
+        <w:t>Say it like this:</w:t>
+      </w:r>
+      <w:r>
+        <w:rPr/>
+        <w:t xml:space="preserve"> "Partitioning time-based data makes queries prune old months and makes retention a cheap DROP."</w:t>
+      </w:r>
+    </w:p>
+    <w:p>
+      <w:pPr>
+        <w:pBdr>
+          <w:bottom w:val="single" w:sz="6" w:space="1" w:color="BFC7D5"/>
+        </w:pBdr>
+      </w:pPr>
+    </w:p>
+    <w:p>
+      <w:pPr>
+        <w:keepNext/>
+        <w:spacing w:before="200"/>
+      </w:pPr>
+      <w:r>
+        <w:rPr>
+          <w:color w:val="1F3A5F"/>
+          <w:sz w:val="24"/>
+        </w:rPr>
+      </w:r>
+      <w:r>
+        <w:rPr>
+          <w:b/>
+          <w:color w:val="1F3A5F"/>
+          <w:sz w:val="24"/>
+        </w:rPr>
+        <w:t>Q40. How does replication work, and what is replication lag?</w:t>
+      </w:r>
+      <w:r>
+        <w:rPr>
+          <w:color w:val="1F3A5F"/>
+          <w:sz w:val="24"/>
+        </w:rPr>
+      </w:r>
+    </w:p>
+    <w:p>
+      <w:r>
+        <w:rPr/>
+      </w:r>
+      <w:r>
+        <w:rPr>
+          <w:b/>
+        </w:rPr>
+        <w:t>Short answer:</w:t>
+      </w:r>
+      <w:r>
+        <w:rPr/>
+        <w:t xml:space="preserve"> Primary streams WAL changes to replicas; lag is how far behind replicas are. Reads from replicas can return stale data.</w:t>
+      </w:r>
+    </w:p>
+    <w:p>
+      <w:r>
+        <w:rPr/>
+      </w:r>
+      <w:r>
+        <w:rPr>
+          <w:b/>
+        </w:rPr>
+        <w:t>Explanation:</w:t>
+      </w:r>
+      <w:r>
+        <w:rPr/>
+        <w:t xml:space="preserve"> Synchronous replication avoids data loss at the cost of write latency.</w:t>
+      </w:r>
+    </w:p>
+    <w:p>
+      <w:r>
+        <w:rPr/>
+      </w:r>
+      <w:r>
+        <w:rPr>
+          <w:b/>
+        </w:rPr>
+        <w:t>Example:</w:t>
+      </w:r>
+      <w:r>
+        <w:rPr/>
+        <w:t xml:space="preserve"> After a user writes, read their data from the primary for a few seconds.</w:t>
+      </w:r>
+    </w:p>
+    <w:p>
+      <w:r>
+        <w:rPr/>
+      </w:r>
+      <w:r>
+        <w:rPr>
+          <w:b/>
+        </w:rPr>
+        <w:t>Say it like this:</w:t>
+      </w:r>
+      <w:r>
+        <w:rPr/>
+        <w:t xml:space="preserve"> "Replicas scale reads but lag behind, so read-your-writes paths go to the primary."</w:t>
+      </w:r>
+    </w:p>
+    <w:p>
+      <w:pPr>
+        <w:pBdr>
+          <w:bottom w:val="single" w:sz="6" w:space="1" w:color="BFC7D5"/>
+        </w:pBdr>
+      </w:pPr>
+    </w:p>
+    <w:p>
+      <w:pPr>
+        <w:keepNext/>
+        <w:spacing w:before="200"/>
+      </w:pPr>
+      <w:r>
+        <w:rPr>
+          <w:color w:val="1F3A5F"/>
+          <w:sz w:val="24"/>
+        </w:rPr>
+      </w:r>
+      <w:r>
+        <w:rPr>
+          <w:b/>
+          <w:color w:val="1F3A5F"/>
+          <w:sz w:val="24"/>
+        </w:rPr>
+        <w:t>Q41. What locks does PostgreSQL take on schema changes?</w:t>
+      </w:r>
+      <w:r>
+        <w:rPr>
+          <w:color w:val="1F3A5F"/>
+          <w:sz w:val="24"/>
+        </w:rPr>
+      </w:r>
+    </w:p>
+    <w:p>
+      <w:r>
+        <w:rPr/>
+      </w:r>
+      <w:r>
+        <w:rPr>
+          <w:b/>
+        </w:rPr>
+        <w:t>Short answer:</w:t>
+      </w:r>
+      <w:r>
+        <w:rPr/>
+        <w:t xml:space="preserve"> Many </w:t>
+      </w:r>
+      <w:r>
+        <w:rPr>
+          <w:rFonts w:ascii="Courier New" w:hAnsi="Courier New"/>
+          <w:color w:val="B42318"/>
+          <w:sz w:val="20"/>
+        </w:rPr>
+        <w:t>ALTER TABLE</w:t>
+      </w:r>
+      <w:r>
+        <w:rPr/>
+        <w:t xml:space="preserve"> operations take an ACCESS EXCLUSIVE lock, blocking all reads and writes; even waiting for that lock blocks queries queued behind it.</w:t>
+      </w:r>
+    </w:p>
+    <w:p>
+      <w:r>
+        <w:rPr/>
+      </w:r>
+      <w:r>
+        <w:rPr>
+          <w:b/>
+        </w:rPr>
+        <w:t>Explanation:</w:t>
+      </w:r>
+      <w:r>
+        <w:rPr/>
+        <w:t xml:space="preserve"> Set </w:t>
+      </w:r>
+      <w:r>
+        <w:rPr>
+          <w:rFonts w:ascii="Courier New" w:hAnsi="Courier New"/>
+          <w:color w:val="B42318"/>
+          <w:sz w:val="20"/>
+        </w:rPr>
+        <w:t>lock_timeout</w:t>
+      </w:r>
+      <w:r>
+        <w:rPr/>
+        <w:t xml:space="preserve">, use </w:t>
+      </w:r>
+      <w:r>
+        <w:rPr>
+          <w:rFonts w:ascii="Courier New" w:hAnsi="Courier New"/>
+          <w:color w:val="B42318"/>
+          <w:sz w:val="20"/>
+        </w:rPr>
+        <w:t>CONCURRENTLY</w:t>
+      </w:r>
+      <w:r>
+        <w:rPr/>
+        <w:t xml:space="preserve"> for indexes, and split risky changes into steps.</w:t>
+      </w:r>
+    </w:p>
+    <w:p>
+      <w:r>
+        <w:rPr/>
+      </w:r>
+      <w:r>
+        <w:rPr>
+          <w:b/>
+        </w:rPr>
+        <w:t>Example:</w:t>
+      </w:r>
+      <w:r>
+        <w:rPr/>
+        <w:t xml:space="preserve"> </w:t>
+      </w:r>
+      <w:r>
+        <w:rPr>
+          <w:rFonts w:ascii="Courier New" w:hAnsi="Courier New"/>
+          <w:color w:val="B42318"/>
+          <w:sz w:val="20"/>
+        </w:rPr>
+        <w:t>SET lock_timeout = '3s'; ALTER TABLE calls ADD COLUMN …;</w:t>
+      </w:r>
+      <w:r>
+        <w:rPr/>
+        <w:t xml:space="preserve"> and retry if it times out.</w:t>
+      </w:r>
+    </w:p>
+    <w:p>
+      <w:r>
+        <w:rPr/>
+      </w:r>
+      <w:r>
+        <w:rPr>
+          <w:b/>
+        </w:rPr>
+        <w:t>Say it like this:</w:t>
+      </w:r>
+      <w:r>
+        <w:rPr/>
+        <w:t xml:space="preserve"> "A migration waiting for a lock can block the whole table, so I set a lock timeout and design changes to be lock-friendly."</w:t>
+      </w:r>
+    </w:p>
+    <w:p>
+      <w:pPr>
+        <w:pBdr>
+          <w:bottom w:val="single" w:sz="6" w:space="1" w:color="BFC7D5"/>
+        </w:pBdr>
+      </w:pPr>
+    </w:p>
+    <w:p>
+      <w:pPr>
+        <w:keepNext/>
+        <w:spacing w:before="200"/>
+      </w:pPr>
+      <w:r>
+        <w:rPr>
+          <w:color w:val="1F3A5F"/>
+          <w:sz w:val="24"/>
+        </w:rPr>
+      </w:r>
+      <w:r>
+        <w:rPr>
+          <w:b/>
+          <w:color w:val="1F3A5F"/>
+          <w:sz w:val="24"/>
+        </w:rPr>
+        <w:t>Q42. What is advisory locking?</w:t>
+      </w:r>
+      <w:r>
+        <w:rPr>
+          <w:color w:val="1F3A5F"/>
+          <w:sz w:val="24"/>
+        </w:rPr>
+      </w:r>
+    </w:p>
+    <w:p>
+      <w:r>
+        <w:rPr/>
+      </w:r>
+      <w:r>
+        <w:rPr>
+          <w:b/>
+        </w:rPr>
+        <w:t>Short answer:</w:t>
+      </w:r>
+      <w:r>
+        <w:rPr/>
+        <w:t xml:space="preserve"> Application-defined locks in PostgreSQL (</w:t>
+      </w:r>
+      <w:r>
+        <w:rPr>
+          <w:rFonts w:ascii="Courier New" w:hAnsi="Courier New"/>
+          <w:color w:val="B42318"/>
+          <w:sz w:val="20"/>
+        </w:rPr>
+        <w:t>pg_advisory_lock</w:t>
+      </w:r>
+      <w:r>
+        <w:rPr/>
+        <w:t>) that coordinate work without locking rows.</w:t>
+      </w:r>
+    </w:p>
+    <w:p>
+      <w:r>
+        <w:rPr/>
+      </w:r>
+      <w:r>
+        <w:rPr>
+          <w:b/>
+        </w:rPr>
+        <w:t>Explanation:</w:t>
+      </w:r>
+      <w:r>
+        <w:rPr/>
+        <w:t xml:space="preserve"> Useful to ensure only one instance runs a job.</w:t>
+      </w:r>
+    </w:p>
+    <w:p>
+      <w:r>
+        <w:rPr/>
+      </w:r>
+      <w:r>
+        <w:rPr>
+          <w:b/>
+        </w:rPr>
+        <w:t>Example:</w:t>
+      </w:r>
+      <w:r>
+        <w:rPr/>
+        <w:t xml:space="preserve"> </w:t>
+      </w:r>
+      <w:r>
+        <w:rPr>
+          <w:rFonts w:ascii="Courier New" w:hAnsi="Courier New"/>
+          <w:color w:val="B42318"/>
+          <w:sz w:val="20"/>
+        </w:rPr>
+        <w:t>SELECT pg_try_advisory_lock(hashtext('nightly-aggregates'));</w:t>
+      </w:r>
+      <w:r>
+        <w:rPr/>
+        <w:t>.</w:t>
+      </w:r>
+    </w:p>
+    <w:p>
+      <w:r>
+        <w:rPr/>
+      </w:r>
+      <w:r>
+        <w:rPr>
+          <w:b/>
+        </w:rPr>
+        <w:t>Say it like this:</w:t>
+      </w:r>
+      <w:r>
+        <w:rPr/>
+        <w:t xml:space="preserve"> "Advisory locks are a simple way to elect one worker for a job, using the database we already trust."</w:t>
+      </w:r>
+    </w:p>
+    <w:p>
+      <w:pPr>
+        <w:pBdr>
+          <w:bottom w:val="single" w:sz="6" w:space="1" w:color="BFC7D5"/>
+        </w:pBdr>
+      </w:pPr>
+    </w:p>
+    <w:p>
+      <w:pPr>
+        <w:keepNext/>
+        <w:spacing w:before="200"/>
+      </w:pPr>
+      <w:r>
+        <w:rPr>
+          <w:color w:val="1F3A5F"/>
+          <w:sz w:val="24"/>
+        </w:rPr>
+      </w:r>
+      <w:r>
+        <w:rPr>
+          <w:b/>
+          <w:color w:val="1F3A5F"/>
+          <w:sz w:val="24"/>
+        </w:rPr>
+        <w:t>Q43. How do you tune PostgreSQL configuration at a high level?</w:t>
+      </w:r>
+      <w:r>
+        <w:rPr>
+          <w:color w:val="1F3A5F"/>
+          <w:sz w:val="24"/>
+        </w:rPr>
+      </w:r>
+    </w:p>
+    <w:p>
+      <w:r>
+        <w:rPr/>
+      </w:r>
+      <w:r>
+        <w:rPr>
+          <w:b/>
+        </w:rPr>
+        <w:t>Short answer:</w:t>
+      </w:r>
+      <w:r>
+        <w:rPr/>
+        <w:t xml:space="preserve"> </w:t>
+      </w:r>
+      <w:r>
+        <w:rPr>
+          <w:rFonts w:ascii="Courier New" w:hAnsi="Courier New"/>
+          <w:color w:val="B42318"/>
+          <w:sz w:val="20"/>
+        </w:rPr>
+        <w:t>shared_buffers</w:t>
+      </w:r>
+      <w:r>
+        <w:rPr/>
+        <w:t xml:space="preserve"> (~25% of RAM), </w:t>
+      </w:r>
+      <w:r>
+        <w:rPr>
+          <w:rFonts w:ascii="Courier New" w:hAnsi="Courier New"/>
+          <w:color w:val="B42318"/>
+          <w:sz w:val="20"/>
+        </w:rPr>
+        <w:t>work_mem</w:t>
+      </w:r>
+      <w:r>
+        <w:rPr/>
+        <w:t xml:space="preserve"> for sorts, </w:t>
+      </w:r>
+      <w:r>
+        <w:rPr>
+          <w:rFonts w:ascii="Courier New" w:hAnsi="Courier New"/>
+          <w:color w:val="B42318"/>
+          <w:sz w:val="20"/>
+        </w:rPr>
+        <w:t>effective_cache_size</w:t>
+      </w:r>
+      <w:r>
+        <w:rPr/>
+        <w:t xml:space="preserve">, </w:t>
+      </w:r>
+      <w:r>
+        <w:rPr>
+          <w:rFonts w:ascii="Courier New" w:hAnsi="Courier New"/>
+          <w:color w:val="B42318"/>
+          <w:sz w:val="20"/>
+        </w:rPr>
+        <w:t>max_connections</w:t>
+      </w:r>
+      <w:r>
+        <w:rPr/>
+        <w:t xml:space="preserve"> with pooling, autovacuum settings for busy tables.</w:t>
+      </w:r>
+    </w:p>
+    <w:p>
+      <w:r>
+        <w:rPr/>
+      </w:r>
+      <w:r>
+        <w:rPr>
+          <w:b/>
+        </w:rPr>
+        <w:t>Explanation:</w:t>
+      </w:r>
+      <w:r>
+        <w:rPr/>
+        <w:t xml:space="preserve"> Managed services set sensible defaults; query and index fixes usually matter more.</w:t>
+      </w:r>
+    </w:p>
+    <w:p>
+      <w:r>
+        <w:rPr/>
+      </w:r>
+      <w:r>
+        <w:rPr>
+          <w:b/>
+        </w:rPr>
+        <w:t>Example:</w:t>
+      </w:r>
+      <w:r>
+        <w:rPr/>
+        <w:t xml:space="preserve"> Raising </w:t>
+      </w:r>
+      <w:r>
+        <w:rPr>
+          <w:rFonts w:ascii="Courier New" w:hAnsi="Courier New"/>
+          <w:color w:val="B42318"/>
+          <w:sz w:val="20"/>
+        </w:rPr>
+        <w:t>work_mem</w:t>
+      </w:r>
+      <w:r>
+        <w:rPr/>
+        <w:t xml:space="preserve"> for a reporting role stopped sorts spilling to disk.</w:t>
+      </w:r>
+    </w:p>
+    <w:p>
+      <w:r>
+        <w:rPr/>
+      </w:r>
+      <w:r>
+        <w:rPr>
+          <w:b/>
+        </w:rPr>
+        <w:t>Say it like this:</w:t>
+      </w:r>
+      <w:r>
+        <w:rPr/>
+        <w:t xml:space="preserve"> "Config tuning helps at the margins; most wins come from queries and indexes."</w:t>
+      </w:r>
+    </w:p>
+    <w:p>
+      <w:pPr>
+        <w:pBdr>
+          <w:bottom w:val="single" w:sz="6" w:space="1" w:color="BFC7D5"/>
+        </w:pBdr>
+      </w:pPr>
+    </w:p>
+    <w:p>
+      <w:pPr>
+        <w:pStyle w:val="Heading2"/>
+        <w:pBdr>
+          <w:bottom w:val="single" w:sz="6" w:space="1" w:color="BFC7D5"/>
+        </w:pBdr>
+      </w:pPr>
+      <w:r>
+        <w:rPr/>
+        <w:t>🧩 More Scenarios</w:t>
+      </w:r>
+    </w:p>
+    <w:p>
+      <w:pPr>
+        <w:keepNext/>
+        <w:spacing w:before="200"/>
+      </w:pPr>
+      <w:r>
+        <w:rPr>
+          <w:color w:val="1F3A5F"/>
+          <w:sz w:val="24"/>
+        </w:rPr>
+      </w:r>
+      <w:r>
+        <w:rPr>
+          <w:b/>
+          <w:color w:val="1F3A5F"/>
+          <w:sz w:val="24"/>
+        </w:rPr>
+        <w:t>Q44. Writes become slow as the table grows. What could cause it?</w:t>
+      </w:r>
+      <w:r>
+        <w:rPr>
+          <w:color w:val="1F3A5F"/>
+          <w:sz w:val="24"/>
+        </w:rPr>
+      </w:r>
+    </w:p>
+    <w:p>
+      <w:r>
+        <w:rPr/>
+      </w:r>
+      <w:r>
+        <w:rPr>
+          <w:b/>
+        </w:rPr>
+        <w:t>Short answer:</w:t>
+      </w:r>
+      <w:r>
+        <w:rPr/>
+        <w:t xml:space="preserve"> Too many indexes, index bloat, foreign key checks without indexes, triggers, lock contention or long transactions.</w:t>
+      </w:r>
+    </w:p>
+    <w:p>
+      <w:r>
+        <w:rPr/>
+      </w:r>
+      <w:r>
+        <w:rPr>
+          <w:b/>
+        </w:rPr>
+        <w:t>Explanation:</w:t>
+      </w:r>
+      <w:r>
+        <w:rPr/>
+        <w:t xml:space="preserve"> Check each index's usage (</w:t>
+      </w:r>
+      <w:r>
+        <w:rPr>
+          <w:rFonts w:ascii="Courier New" w:hAnsi="Courier New"/>
+          <w:color w:val="B42318"/>
+          <w:sz w:val="20"/>
+        </w:rPr>
+        <w:t>pg_stat_user_indexes</w:t>
+      </w:r>
+      <w:r>
+        <w:rPr/>
+        <w:t>) and drop unused ones.</w:t>
+      </w:r>
+    </w:p>
+    <w:p>
+      <w:r>
+        <w:rPr/>
+      </w:r>
+      <w:r>
+        <w:rPr>
+          <w:b/>
+        </w:rPr>
+        <w:t>Example:</w:t>
+      </w:r>
+      <w:r>
+        <w:rPr/>
+        <w:t xml:space="preserve"> Seven indexes on </w:t>
+      </w:r>
+      <w:r>
+        <w:rPr>
+          <w:rFonts w:ascii="Courier New" w:hAnsi="Courier New"/>
+          <w:color w:val="B42318"/>
+          <w:sz w:val="20"/>
+        </w:rPr>
+        <w:t>calls</w:t>
+      </w:r>
+      <w:r>
+        <w:rPr/>
+        <w:t>, two never used; dropping them cut insert time by 30%.</w:t>
+      </w:r>
+    </w:p>
+    <w:p>
+      <w:r>
+        <w:rPr/>
+      </w:r>
+      <w:r>
+        <w:rPr>
+          <w:b/>
+        </w:rPr>
+        <w:t>Say it like this:</w:t>
+      </w:r>
+      <w:r>
+        <w:rPr/>
+        <w:t xml:space="preserve"> "Every index costs on write, so I check which ones are actually used."</w:t>
+      </w:r>
+    </w:p>
+    <w:p>
+      <w:pPr>
+        <w:pBdr>
+          <w:bottom w:val="single" w:sz="6" w:space="1" w:color="BFC7D5"/>
+        </w:pBdr>
+      </w:pPr>
+    </w:p>
+    <w:p>
+      <w:pPr>
+        <w:keepNext/>
+        <w:spacing w:before="200"/>
+      </w:pPr>
+      <w:r>
+        <w:rPr>
+          <w:color w:val="1F3A5F"/>
+          <w:sz w:val="24"/>
+        </w:rPr>
+      </w:r>
+      <w:r>
+        <w:rPr>
+          <w:b/>
+          <w:color w:val="1F3A5F"/>
+          <w:sz w:val="24"/>
+        </w:rPr>
+        <w:t>Q45. A migration locked a busy table in production. How do you prevent it next time?</w:t>
+      </w:r>
+      <w:r>
+        <w:rPr>
+          <w:color w:val="1F3A5F"/>
+          <w:sz w:val="24"/>
+        </w:rPr>
+      </w:r>
+    </w:p>
+    <w:p>
+      <w:r>
+        <w:rPr/>
+      </w:r>
+      <w:r>
+        <w:rPr>
+          <w:b/>
+        </w:rPr>
+        <w:t>Short answer:</w:t>
+      </w:r>
+      <w:r>
+        <w:rPr/>
+        <w:t xml:space="preserve"> Lock timeouts, </w:t>
+      </w:r>
+      <w:r>
+        <w:rPr>
+          <w:rFonts w:ascii="Courier New" w:hAnsi="Courier New"/>
+          <w:color w:val="B42318"/>
+          <w:sz w:val="20"/>
+        </w:rPr>
+        <w:t>CREATE INDEX CONCURRENTLY</w:t>
+      </w:r>
+      <w:r>
+        <w:rPr/>
+        <w:t xml:space="preserve">, adding constraints as </w:t>
+      </w:r>
+      <w:r>
+        <w:rPr>
+          <w:rFonts w:ascii="Courier New" w:hAnsi="Courier New"/>
+          <w:color w:val="B42318"/>
+          <w:sz w:val="20"/>
+        </w:rPr>
+        <w:t>NOT VALID</w:t>
+      </w:r>
+      <w:r>
+        <w:rPr/>
+        <w:t xml:space="preserve"> then validating, batching backfills, and running risky migrations off-peak.</w:t>
+      </w:r>
+    </w:p>
+    <w:p>
+      <w:r>
+        <w:rPr/>
+      </w:r>
+      <w:r>
+        <w:rPr>
+          <w:b/>
+        </w:rPr>
+        <w:t>Explanation:</w:t>
+      </w:r>
+      <w:r>
+        <w:rPr/>
+        <w:t xml:space="preserve"> Review migrations for lock level in code review.</w:t>
+      </w:r>
+    </w:p>
+    <w:p>
+      <w:r>
+        <w:rPr/>
+      </w:r>
+      <w:r>
+        <w:rPr>
+          <w:b/>
+        </w:rPr>
+        <w:t>Example:</w:t>
+      </w:r>
+      <w:r>
+        <w:rPr/>
+        <w:t xml:space="preserve"> </w:t>
+      </w:r>
+      <w:r>
+        <w:rPr>
+          <w:rFonts w:ascii="Courier New" w:hAnsi="Courier New"/>
+          <w:color w:val="B42318"/>
+          <w:sz w:val="20"/>
+        </w:rPr>
+        <w:t>ALTER TABLE … ADD CONSTRAINT … NOT VALID; ALTER TABLE … VALIDATE CONSTRAINT …;</w:t>
+      </w:r>
+      <w:r>
+        <w:rPr/>
+        <w:t>.</w:t>
+      </w:r>
+    </w:p>
+    <w:p>
+      <w:r>
+        <w:rPr/>
+      </w:r>
+      <w:r>
+        <w:rPr>
+          <w:b/>
+        </w:rPr>
+        <w:t>Say it like this:</w:t>
+      </w:r>
+      <w:r>
+        <w:rPr/>
+        <w:t xml:space="preserve"> "Every migration is reviewed for the lock it takes, and anything heavy is done concurrently or in batches."</w:t>
+      </w:r>
+    </w:p>
+    <w:p>
+      <w:pPr>
+        <w:pBdr>
+          <w:bottom w:val="single" w:sz="6" w:space="1" w:color="BFC7D5"/>
+        </w:pBdr>
+      </w:pPr>
+    </w:p>
+    <w:p>
+      <w:pPr>
+        <w:keepNext/>
+        <w:spacing w:before="200"/>
+      </w:pPr>
+      <w:r>
+        <w:rPr>
+          <w:color w:val="1F3A5F"/>
+          <w:sz w:val="24"/>
+        </w:rPr>
+      </w:r>
+      <w:r>
+        <w:rPr>
+          <w:b/>
+          <w:color w:val="1F3A5F"/>
+          <w:sz w:val="24"/>
+        </w:rPr>
+        <w:t>Q46. You suspect a slow query only in production. How do you find it?</w:t>
+      </w:r>
+      <w:r>
+        <w:rPr>
+          <w:color w:val="1F3A5F"/>
+          <w:sz w:val="24"/>
+        </w:rPr>
+      </w:r>
+    </w:p>
+    <w:p>
+      <w:r>
+        <w:rPr/>
+      </w:r>
+      <w:r>
+        <w:rPr>
+          <w:b/>
+        </w:rPr>
+        <w:t>Short answer:</w:t>
+      </w:r>
+      <w:r>
+        <w:rPr/>
+        <w:t xml:space="preserve"> </w:t>
+      </w:r>
+      <w:r>
+        <w:rPr>
+          <w:rFonts w:ascii="Courier New" w:hAnsi="Courier New"/>
+          <w:color w:val="B42318"/>
+          <w:sz w:val="20"/>
+        </w:rPr>
+        <w:t>pg_stat_statements</w:t>
+      </w:r>
+      <w:r>
+        <w:rPr/>
+        <w:t xml:space="preserve"> for total and mean time per query, slow query logs, and </w:t>
+      </w:r>
+      <w:r>
+        <w:rPr>
+          <w:rFonts w:ascii="Courier New" w:hAnsi="Courier New"/>
+          <w:color w:val="B42318"/>
+          <w:sz w:val="20"/>
+        </w:rPr>
+        <w:t>auto_explain</w:t>
+      </w:r>
+      <w:r>
+        <w:rPr/>
+        <w:t xml:space="preserve"> for plans of slow queries.</w:t>
+      </w:r>
+    </w:p>
+    <w:p>
+      <w:r>
+        <w:rPr/>
+      </w:r>
+      <w:r>
+        <w:rPr>
+          <w:b/>
+        </w:rPr>
+        <w:t>Explanation:</w:t>
+      </w:r>
+      <w:r>
+        <w:rPr/>
+        <w:t xml:space="preserve"> Sort by total time, not just mean; a fast query called a million times can dominate.</w:t>
+      </w:r>
+    </w:p>
+    <w:p>
+      <w:r>
+        <w:rPr/>
+      </w:r>
+      <w:r>
+        <w:rPr>
+          <w:b/>
+        </w:rPr>
+        <w:t>Example:</w:t>
+      </w:r>
+      <w:r>
+        <w:rPr/>
+        <w:t xml:space="preserve"> The top query by total time was a 4 ms permission lookup called on every request; caching it saved 20% of database time.</w:t>
+      </w:r>
+    </w:p>
+    <w:p>
+      <w:r>
+        <w:rPr/>
+      </w:r>
+      <w:r>
+        <w:rPr>
+          <w:b/>
+        </w:rPr>
+        <w:t>Say it like this:</w:t>
+      </w:r>
+      <w:r>
+        <w:rPr/>
+        <w:t xml:space="preserve"> "pg_stat_statements shows where database time really goes, and it's often a fast query called too often."</w:t>
+      </w:r>
+    </w:p>
+    <w:p>
+      <w:pPr>
+        <w:pBdr>
+          <w:bottom w:val="single" w:sz="6" w:space="1" w:color="BFC7D5"/>
+        </w:pBdr>
+      </w:pPr>
+    </w:p>
+    <w:p>
+      <w:pPr>
+        <w:keepNext/>
+        <w:spacing w:before="200"/>
+      </w:pPr>
+      <w:r>
+        <w:rPr>
+          <w:color w:val="1F3A5F"/>
+          <w:sz w:val="24"/>
+        </w:rPr>
+      </w:r>
+      <w:r>
+        <w:rPr>
+          <w:b/>
+          <w:color w:val="1F3A5F"/>
+          <w:sz w:val="24"/>
+        </w:rPr>
+        <w:t>Q47. A report query blocks the production database. What do you do?</w:t>
+      </w:r>
+      <w:r>
+        <w:rPr>
+          <w:color w:val="1F3A5F"/>
+          <w:sz w:val="24"/>
+        </w:rPr>
+      </w:r>
+    </w:p>
+    <w:p>
+      <w:r>
+        <w:rPr/>
+      </w:r>
+      <w:r>
+        <w:rPr>
+          <w:b/>
+        </w:rPr>
+        <w:t>Short answer:</w:t>
+      </w:r>
+      <w:r>
+        <w:rPr/>
+        <w:t xml:space="preserve"> Move reporting to a read replica or analytics store, add timeouts for heavy queries, and pre-aggregate.</w:t>
+      </w:r>
+    </w:p>
+    <w:p>
+      <w:r>
+        <w:rPr/>
+      </w:r>
+      <w:r>
+        <w:rPr>
+          <w:b/>
+        </w:rPr>
+        <w:t>Explanation:</w:t>
+      </w:r>
+      <w:r>
+        <w:rPr/>
+        <w:t xml:space="preserve"> Separate OLTP (app) and OLAP (reports) workloads.</w:t>
+      </w:r>
+    </w:p>
+    <w:p>
+      <w:r>
+        <w:rPr/>
+      </w:r>
+      <w:r>
+        <w:rPr>
+          <w:b/>
+        </w:rPr>
+        <w:t>Example:</w:t>
+      </w:r>
+      <w:r>
+        <w:rPr/>
+        <w:t xml:space="preserve"> Reports run on a replica with </w:t>
+      </w:r>
+      <w:r>
+        <w:rPr>
+          <w:rFonts w:ascii="Courier New" w:hAnsi="Courier New"/>
+          <w:color w:val="B42318"/>
+          <w:sz w:val="20"/>
+        </w:rPr>
+        <w:t>statement_timeout = 60s</w:t>
+      </w:r>
+      <w:r>
+        <w:rPr/>
+        <w:t>.</w:t>
+      </w:r>
+    </w:p>
+    <w:p>
+      <w:r>
+        <w:rPr/>
+      </w:r>
+      <w:r>
+        <w:rPr>
+          <w:b/>
+        </w:rPr>
+        <w:t>Say it like this:</w:t>
+      </w:r>
+      <w:r>
+        <w:rPr/>
+        <w:t xml:space="preserve"> "Reports and the live app shouldn't compete for the same database, so reporting moves to a replica or warehouse."</w:t>
+      </w:r>
+    </w:p>
+    <w:p>
+      <w:pPr>
+        <w:pBdr>
+          <w:bottom w:val="single" w:sz="6" w:space="1" w:color="BFC7D5"/>
+        </w:pBdr>
+      </w:pPr>
+    </w:p>
+    <w:p>
+      <w:pPr>
+        <w:pStyle w:val="Heading2"/>
+        <w:pBdr>
+          <w:bottom w:val="single" w:sz="6" w:space="1" w:color="BFC7D5"/>
+        </w:pBdr>
+      </w:pPr>
+      <w:r>
+        <w:rPr/>
+        <w:t>🎯 From Your Resume</w:t>
+      </w:r>
+    </w:p>
+    <w:p>
+      <w:pPr>
+        <w:keepNext/>
+        <w:spacing w:before="200"/>
+      </w:pPr>
+      <w:r>
+        <w:rPr>
+          <w:color w:val="1F3A5F"/>
+          <w:sz w:val="24"/>
+        </w:rPr>
+      </w:r>
+      <w:r>
+        <w:rPr>
+          <w:b/>
+          <w:color w:val="1F3A5F"/>
+          <w:sz w:val="24"/>
+        </w:rPr>
+        <w:t>Q48. "How would you model BpoBox's data in PostgreSQL?"</w:t>
       </w:r>
       <w:r>
         <w:rPr>
